--- a/assets/catalog/T03.docx
+++ b/assets/catalog/T03.docx
@@ -253,8 +253,8 @@
                 <wp:positionH relativeFrom="column">
                   <wp:posOffset>2165985</wp:posOffset>
                 </wp:positionH>
-                <wp:positionV relativeFrom="paragraph">
-                  <wp:posOffset>8099425</wp:posOffset>
+                <wp:positionV relativeFrom="page">
+                  <wp:posOffset>7861300</wp:posOffset>
                 </wp:positionV>
                 <wp:extent cx="3876040" cy="1905"/>
                 <wp:effectExtent l="0" t="0" r="0" b="0"/>
@@ -378,8 +378,8 @@
                 <wp:positionH relativeFrom="column">
                   <wp:posOffset>2210435</wp:posOffset>
                 </wp:positionH>
-                <wp:positionV relativeFrom="paragraph">
-                  <wp:posOffset>6473825</wp:posOffset>
+                <wp:positionV relativeFrom="page">
+                  <wp:posOffset>6604000</wp:posOffset>
                 </wp:positionV>
                 <wp:extent cx="3876040" cy="1905"/>
                 <wp:effectExtent l="0" t="0" r="0" b="0"/>
@@ -503,8 +503,8 @@
                 <wp:positionH relativeFrom="column">
                   <wp:posOffset>2172335</wp:posOffset>
                 </wp:positionH>
-                <wp:positionV relativeFrom="paragraph">
-                  <wp:posOffset>2517775</wp:posOffset>
+                <wp:positionV relativeFrom="page">
+                  <wp:posOffset>3098800</wp:posOffset>
                 </wp:positionV>
                 <wp:extent cx="3876040" cy="1905"/>
                 <wp:effectExtent l="0" t="0" r="0" b="0"/>
@@ -791,7 +791,7 @@
                                 <w:szCs w:val="24"/>
                                 <w:lang w:val="en-US" w:eastAsia="zh-CN"/>
                               </w:rPr>
-                              <w:t xml:space="preserve">          </w:t>
+                              <w:t xml:space="preserve">  </w:t>
                             </w:r>
                             <w:r>
                               <w:rPr>
@@ -812,7 +812,7 @@
                                 <w:szCs w:val="24"/>
                                 <w:lang w:val="en-US" w:eastAsia="zh-CN"/>
                               </w:rPr>
-                              <w:t xml:space="preserve">            建筑</w:t>
+                              <w:t xml:space="preserve">  建筑</w:t>
                             </w:r>
                             <w:r>
                               <w:rPr>
@@ -872,7 +872,31 @@
                               <w:bidi w:val="0"/>
                               <w:adjustRightInd/>
                               <w:snapToGrid w:val="0"/>
-                              <w:spacing w:line="240" w:lineRule="auto"/>
+                              <w:spacing w:line="180" w:lineRule="exact" w:before="0" w:after="0"/>
+                              <w:textAlignment w:val="auto"/>
+                              <w:rPr>
+                                <w:rFonts w:hint="eastAsia" w:ascii="微软雅黑" w:hAnsi="微软雅黑" w:eastAsia="微软雅黑" w:cs="微软雅黑"/>
+                                <w:sz w:val="24"/>
+                                <w:szCs w:val="24"/>
+                              </w:rPr>
+                            </w:pPr>
+                          </w:p>
+                          <w:p>
+                            <w:pPr>
+                              <w:keepNext w:val="0"/>
+                              <w:keepLines w:val="0"/>
+                              <w:pageBreakBefore w:val="0"/>
+                              <w:widowControl w:val="0"/>
+                              <w:kinsoku/>
+                              <w:wordWrap/>
+                              <w:overflowPunct/>
+                              <w:topLinePunct w:val="0"/>
+                              <w:autoSpaceDE/>
+                              <w:autoSpaceDN/>
+                              <w:bidi w:val="0"/>
+                              <w:adjustRightInd/>
+                              <w:snapToGrid w:val="0"/>
+                              <w:spacing w:line="180" w:lineRule="exact" w:before="0" w:after="0"/>
                               <w:textAlignment w:val="auto"/>
                               <w:rPr>
                                 <w:rFonts w:hint="eastAsia" w:ascii="微软雅黑" w:hAnsi="微软雅黑" w:eastAsia="微软雅黑" w:cs="微软雅黑"/>
@@ -900,6 +924,291 @@
                               <w:textAlignment w:val="auto"/>
                               <w:rPr>
                                 <w:rFonts w:hint="eastAsia" w:ascii="微软雅黑" w:hAnsi="微软雅黑" w:eastAsia="微软雅黑" w:cs="微软雅黑"/>
+                                <w:b/>
+                                <w:bCs/>
+                                <w:sz w:val="28"/>
+                                <w:szCs w:val="28"/>
+                              </w:rPr>
+                            </w:pPr>
+                            <w:r>
+                              <w:rPr>
+                                <w:rFonts w:hint="eastAsia" w:ascii="微软雅黑" w:hAnsi="微软雅黑" w:eastAsia="微软雅黑" w:cs="微软雅黑"/>
+                                <w:b/>
+                                <w:bCs/>
+                                <w:sz w:val="28"/>
+                                <w:szCs w:val="28"/>
+                              </w:rPr>
+                              <w:t>工作经历</w:t>
+                            </w:r>
+                          </w:p>
+                          <w:p>
+                            <w:pPr>
+                              <w:keepNext w:val="0"/>
+                              <w:keepLines w:val="0"/>
+                              <w:pageBreakBefore w:val="0"/>
+                              <w:widowControl w:val="0"/>
+                              <w:kinsoku/>
+                              <w:wordWrap/>
+                              <w:overflowPunct/>
+                              <w:topLinePunct w:val="0"/>
+                              <w:autoSpaceDE/>
+                              <w:autoSpaceDN/>
+                              <w:bidi w:val="0"/>
+                              <w:adjustRightInd/>
+                              <w:snapToGrid w:val="0"/>
+                              <w:spacing w:line="240" w:lineRule="auto"/>
+                              <w:textAlignment w:val="auto"/>
+                              <w:rPr>
+                                <w:rFonts w:hint="eastAsia" w:ascii="微软雅黑" w:hAnsi="微软雅黑" w:eastAsia="微软雅黑" w:cs="微软雅黑"/>
+                                <w:sz w:val="24"/>
+                                <w:szCs w:val="24"/>
+                              </w:rPr>
+                            </w:pPr>
+                            <w:r>
+                              <w:rPr>
+                                <w:rFonts w:hint="eastAsia" w:ascii="微软雅黑" w:hAnsi="微软雅黑" w:eastAsia="微软雅黑" w:cs="微软雅黑"/>
+                                <w:b/>
+                                <w:bCs/>
+                                <w:sz w:val="24"/>
+                                <w:szCs w:val="24"/>
+                              </w:rPr>
+                              <w:t>20</w:t>
+                            </w:r>
+                            <w:r>
+                              <w:rPr>
+                                <w:rFonts w:hint="eastAsia" w:ascii="微软雅黑" w:hAnsi="微软雅黑" w:eastAsia="微软雅黑" w:cs="微软雅黑"/>
+                                <w:b/>
+                                <w:bCs/>
+                                <w:sz w:val="24"/>
+                                <w:szCs w:val="24"/>
+                                <w:lang w:val="en-US" w:eastAsia="zh-CN"/>
+                              </w:rPr>
+                              <w:t>XX</w:t>
+                            </w:r>
+                            <w:r>
+                              <w:rPr>
+                                <w:rFonts w:hint="eastAsia" w:ascii="微软雅黑" w:hAnsi="微软雅黑" w:eastAsia="微软雅黑" w:cs="微软雅黑"/>
+                                <w:b/>
+                                <w:bCs/>
+                                <w:sz w:val="24"/>
+                                <w:szCs w:val="24"/>
+                              </w:rPr>
+                              <w:t>.08-20</w:t>
+                            </w:r>
+                            <w:r>
+                              <w:rPr>
+                                <w:rFonts w:hint="eastAsia" w:ascii="微软雅黑" w:hAnsi="微软雅黑" w:eastAsia="微软雅黑" w:cs="微软雅黑"/>
+                                <w:b/>
+                                <w:bCs/>
+                                <w:sz w:val="24"/>
+                                <w:szCs w:val="24"/>
+                                <w:lang w:val="en-US" w:eastAsia="zh-CN"/>
+                              </w:rPr>
+                              <w:t>XX</w:t>
+                            </w:r>
+                            <w:r>
+                              <w:rPr>
+                                <w:rFonts w:hint="eastAsia" w:ascii="微软雅黑" w:hAnsi="微软雅黑" w:eastAsia="微软雅黑" w:cs="微软雅黑"/>
+                                <w:b/>
+                                <w:bCs/>
+                                <w:sz w:val="24"/>
+                                <w:szCs w:val="24"/>
+                              </w:rPr>
+                              <w:t>.08</w:t>
+                            </w:r>
+                            <w:r>
+                              <w:rPr>
+                                <w:rFonts w:hint="eastAsia" w:ascii="微软雅黑" w:hAnsi="微软雅黑" w:eastAsia="微软雅黑" w:cs="微软雅黑"/>
+                                <w:b/>
+                                <w:bCs/>
+                                <w:sz w:val="24"/>
+                                <w:szCs w:val="24"/>
+                                <w:lang w:val="en-US" w:eastAsia="zh-CN"/>
+                              </w:rPr>
+                              <w:t xml:space="preserve">           </w:t>
+                            </w:r>
+                            <w:r>
+                              <w:rPr>
+                                <w:rFonts w:hint="eastAsia" w:ascii="微软雅黑" w:hAnsi="微软雅黑" w:eastAsia="微软雅黑" w:cs="微软雅黑"/>
+                                <w:b/>
+                                <w:bCs/>
+                                <w:sz w:val="24"/>
+                                <w:szCs w:val="24"/>
+                              </w:rPr>
+                              <w:t>XX</w:t>
+                            </w:r>
+                            <w:r>
+                              <w:rPr>
+                                <w:rFonts w:hint="eastAsia" w:ascii="微软雅黑" w:hAnsi="微软雅黑" w:eastAsia="微软雅黑" w:cs="微软雅黑"/>
+                                <w:b/>
+                                <w:bCs/>
+                                <w:sz w:val="24"/>
+                                <w:szCs w:val="24"/>
+                                <w:lang w:val="en-US" w:eastAsia="zh-CN"/>
+                              </w:rPr>
+                              <w:t>有限公司               施工员</w:t>
+                            </w:r>
+                            <w:r>
+                              <w:rPr>
+                                <w:rFonts w:hint="eastAsia" w:ascii="微软雅黑" w:hAnsi="微软雅黑" w:eastAsia="微软雅黑" w:cs="微软雅黑"/>
+                                <w:sz w:val="24"/>
+                                <w:szCs w:val="24"/>
+                              </w:rPr>
+                              <w:t>工作描述∶</w:t>
+                            </w:r>
+                          </w:p>
+                          <w:p>
+                            <w:pPr>
+                              <w:keepNext w:val="0"/>
+                              <w:keepLines w:val="0"/>
+                              <w:pageBreakBefore w:val="0"/>
+                              <w:widowControl w:val="0"/>
+                              <w:kinsoku/>
+                              <w:wordWrap/>
+                              <w:overflowPunct/>
+                              <w:topLinePunct w:val="0"/>
+                              <w:autoSpaceDE/>
+                              <w:autoSpaceDN/>
+                              <w:bidi w:val="0"/>
+                              <w:adjustRightInd/>
+                              <w:snapToGrid w:val="0"/>
+                              <w:spacing w:line="240" w:lineRule="auto"/>
+                              <w:textAlignment w:val="auto"/>
+                              <w:rPr>
+                                <w:rFonts w:hint="eastAsia" w:ascii="微软雅黑" w:hAnsi="微软雅黑" w:eastAsia="微软雅黑" w:cs="微软雅黑"/>
+                                <w:sz w:val="24"/>
+                                <w:szCs w:val="24"/>
+                                <w:lang w:eastAsia="zh-CN"/>
+                              </w:rPr>
+                            </w:pPr>
+                            <w:r>
+                              <w:rPr>
+                                <w:rFonts w:hint="eastAsia" w:ascii="微软雅黑" w:hAnsi="微软雅黑" w:eastAsia="微软雅黑" w:cs="微软雅黑"/>
+                                <w:sz w:val="24"/>
+                                <w:szCs w:val="24"/>
+                              </w:rPr>
+                              <w:t>■</w:t>
+                            </w:r>
+                            <w:r>
+                              <w:rPr>
+                                <w:rFonts w:hint="eastAsia" w:ascii="微软雅黑" w:hAnsi="微软雅黑" w:eastAsia="微软雅黑" w:cs="微软雅黑"/>
+                                <w:sz w:val="24"/>
+                                <w:szCs w:val="24"/>
+                                <w:lang w:val="en-US" w:eastAsia="zh-CN"/>
+                              </w:rPr>
+                              <w:t xml:space="preserve"> </w:t>
+                            </w:r>
+                            <w:r>
+                              <w:rPr>
+                                <w:rFonts w:hint="eastAsia" w:ascii="微软雅黑" w:hAnsi="微软雅黑" w:eastAsia="微软雅黑" w:cs="微软雅黑"/>
+                                <w:sz w:val="24"/>
+                                <w:szCs w:val="24"/>
+                              </w:rPr>
+                              <w:t>主要负责的工作是打平水，混凝土工程，钢筋工程，土方开挖</w:t>
+                            </w:r>
+                            <w:r>
+                              <w:rPr>
+                                <w:rFonts w:hint="eastAsia" w:ascii="微软雅黑" w:hAnsi="微软雅黑" w:eastAsia="微软雅黑" w:cs="微软雅黑"/>
+                                <w:sz w:val="24"/>
+                                <w:szCs w:val="24"/>
+                                <w:lang w:eastAsia="zh-CN"/>
+                              </w:rPr>
+                              <w:t>；</w:t>
+                            </w:r>
+                          </w:p>
+                          <w:p>
+                            <w:pPr>
+                              <w:keepNext w:val="0"/>
+                              <w:keepLines w:val="0"/>
+                              <w:pageBreakBefore w:val="0"/>
+                              <w:widowControl w:val="0"/>
+                              <w:kinsoku/>
+                              <w:wordWrap/>
+                              <w:overflowPunct/>
+                              <w:topLinePunct w:val="0"/>
+                              <w:autoSpaceDE/>
+                              <w:autoSpaceDN/>
+                              <w:bidi w:val="0"/>
+                              <w:adjustRightInd/>
+                              <w:snapToGrid w:val="0"/>
+                              <w:spacing w:line="240" w:lineRule="auto"/>
+                              <w:textAlignment w:val="auto"/>
+                              <w:rPr>
+                                <w:rFonts w:hint="eastAsia" w:ascii="微软雅黑" w:hAnsi="微软雅黑" w:eastAsia="微软雅黑" w:cs="微软雅黑"/>
+                                <w:sz w:val="24"/>
+                                <w:szCs w:val="24"/>
+                                <w:lang w:eastAsia="zh-CN"/>
+                              </w:rPr>
+                            </w:pPr>
+                            <w:r>
+                              <w:rPr>
+                                <w:rFonts w:hint="eastAsia" w:ascii="微软雅黑" w:hAnsi="微软雅黑" w:eastAsia="微软雅黑" w:cs="微软雅黑"/>
+                                <w:sz w:val="24"/>
+                                <w:szCs w:val="24"/>
+                              </w:rPr>
+                              <w:t>■ 在这间公司工作，很多时候是要独立完成工作，例如∶混凝土工程</w:t>
+                            </w:r>
+                            <w:r>
+                              <w:rPr>
+                                <w:rFonts w:hint="eastAsia" w:ascii="微软雅黑" w:hAnsi="微软雅黑" w:eastAsia="微软雅黑" w:cs="微软雅黑"/>
+                                <w:sz w:val="24"/>
+                                <w:szCs w:val="24"/>
+                                <w:lang w:eastAsia="zh-CN"/>
+                              </w:rPr>
+                              <w:t>；</w:t>
+                            </w:r>
+                          </w:p>
+                          <w:p>
+                            <w:pPr>
+                              <w:keepNext w:val="0"/>
+                              <w:keepLines w:val="0"/>
+                              <w:pageBreakBefore w:val="0"/>
+                              <w:widowControl w:val="0"/>
+                              <w:kinsoku/>
+                              <w:wordWrap/>
+                              <w:overflowPunct/>
+                              <w:topLinePunct w:val="0"/>
+                              <w:autoSpaceDE/>
+                              <w:autoSpaceDN/>
+                              <w:bidi w:val="0"/>
+                              <w:adjustRightInd/>
+                              <w:snapToGrid w:val="0"/>
+                              <w:spacing w:line="240" w:lineRule="auto"/>
+                              <w:textAlignment w:val="auto"/>
+                              <w:rPr>
+                                <w:rFonts w:hint="eastAsia" w:ascii="微软雅黑" w:hAnsi="微软雅黑" w:eastAsia="微软雅黑" w:cs="微软雅黑"/>
+                                <w:sz w:val="24"/>
+                                <w:szCs w:val="24"/>
+                              </w:rPr>
+                            </w:pPr>
+                            <w:r>
+                              <w:rPr>
+                                <w:rFonts w:hint="eastAsia" w:ascii="微软雅黑" w:hAnsi="微软雅黑" w:eastAsia="微软雅黑" w:cs="微软雅黑"/>
+                                <w:sz w:val="24"/>
+                                <w:szCs w:val="24"/>
+                              </w:rPr>
+                              <w:t>■ 在这期间，因为独立工作，让我得到了迅速成长。</w:t>
+                            </w:r>
+                          </w:p>
+                          <w:p>
+                            <w:pPr>
+                              <w:keepNext w:val="0"/>
+                              <w:keepLines w:val="0"/>
+                              <w:pageBreakBefore w:val="0"/>
+                              <w:widowControl w:val="0"/>
+                              <w:kinsoku/>
+                              <w:wordWrap/>
+                              <w:overflowPunct/>
+                              <w:topLinePunct w:val="0"/>
+                              <w:autoSpaceDE/>
+                              <w:autoSpaceDN/>
+                              <w:bidi w:val="0"/>
+                              <w:adjustRightInd/>
+                              <w:snapToGrid w:val="0"/>
+                              <w:spacing w:line="180" w:lineRule="exact" w:before="0" w:after="0"/>
+                              <w:textAlignment w:val="auto"/>
+                              <w:rPr>
+                                <w:rFonts w:hint="eastAsia" w:ascii="微软雅黑" w:hAnsi="微软雅黑" w:eastAsia="微软雅黑" w:cs="微软雅黑"/>
                                 <w:sz w:val="24"/>
                                 <w:szCs w:val="24"/>
                               </w:rPr>
@@ -926,8 +1235,8 @@
                                 <w:rFonts w:hint="eastAsia" w:ascii="微软雅黑" w:hAnsi="微软雅黑" w:eastAsia="微软雅黑" w:cs="微软雅黑"/>
                                 <w:b/>
                                 <w:bCs/>
-                                <w:sz w:val="28"/>
-                                <w:szCs w:val="28"/>
+                                <w:sz w:val="24"/>
+                                <w:szCs w:val="24"/>
                               </w:rPr>
                             </w:pPr>
                             <w:r>
@@ -935,10 +1244,94 @@
                                 <w:rFonts w:hint="eastAsia" w:ascii="微软雅黑" w:hAnsi="微软雅黑" w:eastAsia="微软雅黑" w:cs="微软雅黑"/>
                                 <w:b/>
                                 <w:bCs/>
-                                <w:sz w:val="28"/>
-                                <w:szCs w:val="28"/>
-                              </w:rPr>
-                              <w:t>工作经历</w:t>
+                                <w:sz w:val="24"/>
+                                <w:szCs w:val="24"/>
+                              </w:rPr>
+                              <w:t>20</w:t>
+                            </w:r>
+                            <w:r>
+                              <w:rPr>
+                                <w:rFonts w:hint="eastAsia" w:ascii="微软雅黑" w:hAnsi="微软雅黑" w:eastAsia="微软雅黑" w:cs="微软雅黑"/>
+                                <w:b/>
+                                <w:bCs/>
+                                <w:sz w:val="24"/>
+                                <w:szCs w:val="24"/>
+                                <w:lang w:val="en-US" w:eastAsia="zh-CN"/>
+                              </w:rPr>
+                              <w:t>XX</w:t>
+                            </w:r>
+                            <w:r>
+                              <w:rPr>
+                                <w:rFonts w:hint="eastAsia" w:ascii="微软雅黑" w:hAnsi="微软雅黑" w:eastAsia="微软雅黑" w:cs="微软雅黑"/>
+                                <w:b/>
+                                <w:bCs/>
+                                <w:sz w:val="24"/>
+                                <w:szCs w:val="24"/>
+                              </w:rPr>
+                              <w:t>.11-20</w:t>
+                            </w:r>
+                            <w:r>
+                              <w:rPr>
+                                <w:rFonts w:hint="eastAsia" w:ascii="微软雅黑" w:hAnsi="微软雅黑" w:eastAsia="微软雅黑" w:cs="微软雅黑"/>
+                                <w:b/>
+                                <w:bCs/>
+                                <w:sz w:val="24"/>
+                                <w:szCs w:val="24"/>
+                                <w:lang w:val="en-US" w:eastAsia="zh-CN"/>
+                              </w:rPr>
+                              <w:t>XX</w:t>
+                            </w:r>
+                            <w:r>
+                              <w:rPr>
+                                <w:rFonts w:hint="eastAsia" w:ascii="微软雅黑" w:hAnsi="微软雅黑" w:eastAsia="微软雅黑" w:cs="微软雅黑"/>
+                                <w:b/>
+                                <w:bCs/>
+                                <w:sz w:val="24"/>
+                                <w:szCs w:val="24"/>
+                              </w:rPr>
+                              <w:t xml:space="preserve">.04 </w:t>
+                            </w:r>
+                            <w:r>
+                              <w:rPr>
+                                <w:rFonts w:hint="eastAsia" w:ascii="微软雅黑" w:hAnsi="微软雅黑" w:eastAsia="微软雅黑" w:cs="微软雅黑"/>
+                                <w:b/>
+                                <w:bCs/>
+                                <w:sz w:val="24"/>
+                                <w:szCs w:val="24"/>
+                                <w:lang w:val="en-US" w:eastAsia="zh-CN"/>
+                              </w:rPr>
+                              <w:t xml:space="preserve">          </w:t>
+                            </w:r>
+                            <w:r>
+                              <w:rPr>
+                                <w:rFonts w:hint="eastAsia" w:ascii="微软雅黑" w:hAnsi="微软雅黑" w:eastAsia="微软雅黑" w:cs="微软雅黑"/>
+                                <w:b/>
+                                <w:bCs/>
+                                <w:sz w:val="24"/>
+                                <w:szCs w:val="24"/>
+                              </w:rPr>
+                              <w:t>XX 建设有限公司</w:t>
+                            </w:r>
+                            <w:r>
+                              <w:rPr>
+                                <w:rFonts w:hint="eastAsia" w:ascii="微软雅黑" w:hAnsi="微软雅黑" w:eastAsia="微软雅黑" w:cs="微软雅黑"/>
+                                <w:b/>
+                                <w:bCs/>
+                                <w:sz w:val="24"/>
+                                <w:szCs w:val="24"/>
+                                <w:lang w:val="en-US" w:eastAsia="zh-CN"/>
+                              </w:rPr>
+                              <w:t xml:space="preserve">           </w:t>
+                            </w:r>
+                            <w:r>
+                              <w:rPr>
+                                <w:rFonts w:hint="eastAsia" w:ascii="微软雅黑" w:hAnsi="微软雅黑" w:eastAsia="微软雅黑" w:cs="微软雅黑"/>
+                                <w:b/>
+                                <w:bCs/>
+                                <w:sz w:val="24"/>
+                                <w:szCs w:val="24"/>
+                              </w:rPr>
+                              <w:t>施工员</w:t>
                             </w:r>
                           </w:p>
                           <w:p>
@@ -967,94 +1360,10 @@
                             <w:r>
                               <w:rPr>
                                 <w:rFonts w:hint="eastAsia" w:ascii="微软雅黑" w:hAnsi="微软雅黑" w:eastAsia="微软雅黑" w:cs="微软雅黑"/>
-                                <w:b/>
-                                <w:bCs/>
-                                <w:sz w:val="24"/>
-                                <w:szCs w:val="24"/>
-                              </w:rPr>
-                              <w:t>20</w:t>
-                            </w:r>
-                            <w:r>
-                              <w:rPr>
-                                <w:rFonts w:hint="eastAsia" w:ascii="微软雅黑" w:hAnsi="微软雅黑" w:eastAsia="微软雅黑" w:cs="微软雅黑"/>
-                                <w:b/>
-                                <w:bCs/>
-                                <w:sz w:val="24"/>
-                                <w:szCs w:val="24"/>
-                                <w:lang w:val="en-US" w:eastAsia="zh-CN"/>
-                              </w:rPr>
-                              <w:t>XX</w:t>
-                            </w:r>
-                            <w:r>
-                              <w:rPr>
-                                <w:rFonts w:hint="eastAsia" w:ascii="微软雅黑" w:hAnsi="微软雅黑" w:eastAsia="微软雅黑" w:cs="微软雅黑"/>
-                                <w:b/>
-                                <w:bCs/>
-                                <w:sz w:val="24"/>
-                                <w:szCs w:val="24"/>
-                              </w:rPr>
-                              <w:t>.08-20</w:t>
-                            </w:r>
-                            <w:r>
-                              <w:rPr>
-                                <w:rFonts w:hint="eastAsia" w:ascii="微软雅黑" w:hAnsi="微软雅黑" w:eastAsia="微软雅黑" w:cs="微软雅黑"/>
-                                <w:b/>
-                                <w:bCs/>
-                                <w:sz w:val="24"/>
-                                <w:szCs w:val="24"/>
-                                <w:lang w:val="en-US" w:eastAsia="zh-CN"/>
-                              </w:rPr>
-                              <w:t>XX</w:t>
-                            </w:r>
-                            <w:r>
-                              <w:rPr>
-                                <w:rFonts w:hint="eastAsia" w:ascii="微软雅黑" w:hAnsi="微软雅黑" w:eastAsia="微软雅黑" w:cs="微软雅黑"/>
-                                <w:b/>
-                                <w:bCs/>
-                                <w:sz w:val="24"/>
-                                <w:szCs w:val="24"/>
-                              </w:rPr>
-                              <w:t>.08</w:t>
-                            </w:r>
-                            <w:r>
-                              <w:rPr>
-                                <w:rFonts w:hint="eastAsia" w:ascii="微软雅黑" w:hAnsi="微软雅黑" w:eastAsia="微软雅黑" w:cs="微软雅黑"/>
-                                <w:b/>
-                                <w:bCs/>
-                                <w:sz w:val="24"/>
-                                <w:szCs w:val="24"/>
-                                <w:lang w:val="en-US" w:eastAsia="zh-CN"/>
-                              </w:rPr>
-                              <w:t xml:space="preserve">           </w:t>
-                            </w:r>
-                            <w:r>
-                              <w:rPr>
-                                <w:rFonts w:hint="eastAsia" w:ascii="微软雅黑" w:hAnsi="微软雅黑" w:eastAsia="微软雅黑" w:cs="微软雅黑"/>
-                                <w:b/>
-                                <w:bCs/>
-                                <w:sz w:val="24"/>
-                                <w:szCs w:val="24"/>
-                              </w:rPr>
-                              <w:t>XX</w:t>
-                            </w:r>
-                            <w:r>
-                              <w:rPr>
-                                <w:rFonts w:hint="eastAsia" w:ascii="微软雅黑" w:hAnsi="微软雅黑" w:eastAsia="微软雅黑" w:cs="微软雅黑"/>
-                                <w:b/>
-                                <w:bCs/>
-                                <w:sz w:val="24"/>
-                                <w:szCs w:val="24"/>
-                                <w:lang w:val="en-US" w:eastAsia="zh-CN"/>
-                              </w:rPr>
-                              <w:t>有限公司               施工员</w:t>
-                            </w:r>
-                            <w:r>
-                              <w:rPr>
-                                <w:rFonts w:hint="eastAsia" w:ascii="微软雅黑" w:hAnsi="微软雅黑" w:eastAsia="微软雅黑" w:cs="微软雅黑"/>
-                                <w:sz w:val="24"/>
-                                <w:szCs w:val="24"/>
-                              </w:rPr>
-                              <w:t>工作描述∶</w:t>
+                                <w:sz w:val="24"/>
+                                <w:szCs w:val="24"/>
+                              </w:rPr>
+                              <w:t>工作描述</w:t>
                             </w:r>
                           </w:p>
                           <w:p>
@@ -1078,7 +1387,7 @@
                                 <w:rFonts w:hint="eastAsia" w:ascii="微软雅黑" w:hAnsi="微软雅黑" w:eastAsia="微软雅黑" w:cs="微软雅黑"/>
                                 <w:sz w:val="24"/>
                                 <w:szCs w:val="24"/>
-                                <w:lang w:eastAsia="zh-CN"/>
+                                <w:lang w:val="en-US" w:eastAsia="zh-CN"/>
                               </w:rPr>
                             </w:pPr>
                             <w:r>
@@ -1104,16 +1413,16 @@
                                 <w:sz w:val="24"/>
                                 <w:szCs w:val="24"/>
                               </w:rPr>
-                              <w:t>主要负责的工作是打平水，混凝土工程，钢筋工程，土方开挖</w:t>
-                            </w:r>
-                            <w:r>
-                              <w:rPr>
-                                <w:rFonts w:hint="eastAsia" w:ascii="微软雅黑" w:hAnsi="微软雅黑" w:eastAsia="微软雅黑" w:cs="微软雅黑"/>
-                                <w:sz w:val="24"/>
-                                <w:szCs w:val="24"/>
-                                <w:lang w:eastAsia="zh-CN"/>
-                              </w:rPr>
-                              <w:t>；</w:t>
+                              <w:t>本人负责公司苏州市高新区欣欣地产商品房的项目，本工程规划占面积5万平米</w:t>
+                            </w:r>
+                            <w:r>
+                              <w:rPr>
+                                <w:rFonts w:hint="eastAsia" w:ascii="微软雅黑" w:hAnsi="微软雅黑" w:eastAsia="微软雅黑" w:cs="微软雅黑"/>
+                                <w:sz w:val="24"/>
+                                <w:szCs w:val="24"/>
+                                <w:lang w:val="en-US" w:eastAsia="zh-CN"/>
+                              </w:rPr>
+                              <w:t>;</w:t>
                             </w:r>
                           </w:p>
                           <w:p>
@@ -1137,7 +1446,6 @@
                                 <w:rFonts w:hint="eastAsia" w:ascii="微软雅黑" w:hAnsi="微软雅黑" w:eastAsia="微软雅黑" w:cs="微软雅黑"/>
                                 <w:sz w:val="24"/>
                                 <w:szCs w:val="24"/>
-                                <w:lang w:eastAsia="zh-CN"/>
                               </w:rPr>
                             </w:pPr>
                             <w:r>
@@ -1146,16 +1454,24 @@
                                 <w:sz w:val="24"/>
                                 <w:szCs w:val="24"/>
                               </w:rPr>
-                              <w:t>■ 在这间公司工作，很多时候是要独立完成工作，例如∶混凝土工程</w:t>
-                            </w:r>
-                            <w:r>
-                              <w:rPr>
-                                <w:rFonts w:hint="eastAsia" w:ascii="微软雅黑" w:hAnsi="微软雅黑" w:eastAsia="微软雅黑" w:cs="微软雅黑"/>
-                                <w:sz w:val="24"/>
-                                <w:szCs w:val="24"/>
-                                <w:lang w:eastAsia="zh-CN"/>
-                              </w:rPr>
-                              <w:t>；</w:t>
+                              <w:t>■</w:t>
+                            </w:r>
+                            <w:r>
+                              <w:rPr>
+                                <w:rFonts w:hint="eastAsia" w:ascii="微软雅黑" w:hAnsi="微软雅黑" w:eastAsia="微软雅黑" w:cs="微软雅黑"/>
+                                <w:sz w:val="24"/>
+                                <w:szCs w:val="24"/>
+                                <w:lang w:val="en-US" w:eastAsia="zh-CN"/>
+                              </w:rPr>
+                              <w:t xml:space="preserve"> </w:t>
+                            </w:r>
+                            <w:r>
+                              <w:rPr>
+                                <w:rFonts w:hint="eastAsia" w:ascii="微软雅黑" w:hAnsi="微软雅黑" w:eastAsia="微软雅黑" w:cs="微软雅黑"/>
+                                <w:sz w:val="24"/>
+                                <w:szCs w:val="24"/>
+                              </w:rPr>
+                              <w:t>本人负责施工与管理工作。主要从事图纸会审，建筑定位，放线，测量，施工组织，隐蔽工程的验收，以及与相关单位的沟通协调。</w:t>
                             </w:r>
                           </w:p>
                           <w:p>
@@ -1173,7 +1489,7 @@
                               <w:bidi w:val="0"/>
                               <w:adjustRightInd/>
                               <w:snapToGrid w:val="0"/>
-                              <w:spacing w:line="240" w:lineRule="auto"/>
+                              <w:spacing w:line="180" w:lineRule="exact" w:before="0" w:after="0"/>
                               <w:textAlignment w:val="auto"/>
                               <w:rPr>
                                 <w:rFonts w:hint="eastAsia" w:ascii="微软雅黑" w:hAnsi="微软雅黑" w:eastAsia="微软雅黑" w:cs="微软雅黑"/>
@@ -1181,14 +1497,6 @@
                                 <w:szCs w:val="24"/>
                               </w:rPr>
                             </w:pPr>
-                            <w:r>
-                              <w:rPr>
-                                <w:rFonts w:hint="eastAsia" w:ascii="微软雅黑" w:hAnsi="微软雅黑" w:eastAsia="微软雅黑" w:cs="微软雅黑"/>
-                                <w:sz w:val="24"/>
-                                <w:szCs w:val="24"/>
-                              </w:rPr>
-                              <w:t>■ 在这期间，因为独立工作，让我得到了迅速成长。</w:t>
-                            </w:r>
                           </w:p>
                           <w:p>
                             <w:pPr>
@@ -1205,7 +1513,7 @@
                               <w:bidi w:val="0"/>
                               <w:adjustRightInd/>
                               <w:snapToGrid w:val="0"/>
-                              <w:spacing w:line="240" w:lineRule="auto"/>
+                              <w:spacing w:line="180" w:lineRule="exact" w:before="0" w:after="0"/>
                               <w:textAlignment w:val="auto"/>
                               <w:rPr>
                                 <w:rFonts w:hint="eastAsia" w:ascii="微软雅黑" w:hAnsi="微软雅黑" w:eastAsia="微软雅黑" w:cs="微软雅黑"/>
@@ -1235,8 +1543,8 @@
                                 <w:rFonts w:hint="eastAsia" w:ascii="微软雅黑" w:hAnsi="微软雅黑" w:eastAsia="微软雅黑" w:cs="微软雅黑"/>
                                 <w:b/>
                                 <w:bCs/>
-                                <w:sz w:val="24"/>
-                                <w:szCs w:val="24"/>
+                                <w:sz w:val="28"/>
+                                <w:szCs w:val="28"/>
                               </w:rPr>
                             </w:pPr>
                             <w:r>
@@ -1244,94 +1552,10 @@
                                 <w:rFonts w:hint="eastAsia" w:ascii="微软雅黑" w:hAnsi="微软雅黑" w:eastAsia="微软雅黑" w:cs="微软雅黑"/>
                                 <w:b/>
                                 <w:bCs/>
-                                <w:sz w:val="24"/>
-                                <w:szCs w:val="24"/>
-                              </w:rPr>
-                              <w:t>20</w:t>
-                            </w:r>
-                            <w:r>
-                              <w:rPr>
-                                <w:rFonts w:hint="eastAsia" w:ascii="微软雅黑" w:hAnsi="微软雅黑" w:eastAsia="微软雅黑" w:cs="微软雅黑"/>
-                                <w:b/>
-                                <w:bCs/>
-                                <w:sz w:val="24"/>
-                                <w:szCs w:val="24"/>
-                                <w:lang w:val="en-US" w:eastAsia="zh-CN"/>
-                              </w:rPr>
-                              <w:t>XX</w:t>
-                            </w:r>
-                            <w:r>
-                              <w:rPr>
-                                <w:rFonts w:hint="eastAsia" w:ascii="微软雅黑" w:hAnsi="微软雅黑" w:eastAsia="微软雅黑" w:cs="微软雅黑"/>
-                                <w:b/>
-                                <w:bCs/>
-                                <w:sz w:val="24"/>
-                                <w:szCs w:val="24"/>
-                              </w:rPr>
-                              <w:t>.11-20</w:t>
-                            </w:r>
-                            <w:r>
-                              <w:rPr>
-                                <w:rFonts w:hint="eastAsia" w:ascii="微软雅黑" w:hAnsi="微软雅黑" w:eastAsia="微软雅黑" w:cs="微软雅黑"/>
-                                <w:b/>
-                                <w:bCs/>
-                                <w:sz w:val="24"/>
-                                <w:szCs w:val="24"/>
-                                <w:lang w:val="en-US" w:eastAsia="zh-CN"/>
-                              </w:rPr>
-                              <w:t>XX</w:t>
-                            </w:r>
-                            <w:r>
-                              <w:rPr>
-                                <w:rFonts w:hint="eastAsia" w:ascii="微软雅黑" w:hAnsi="微软雅黑" w:eastAsia="微软雅黑" w:cs="微软雅黑"/>
-                                <w:b/>
-                                <w:bCs/>
-                                <w:sz w:val="24"/>
-                                <w:szCs w:val="24"/>
-                              </w:rPr>
-                              <w:t xml:space="preserve">.04 </w:t>
-                            </w:r>
-                            <w:r>
-                              <w:rPr>
-                                <w:rFonts w:hint="eastAsia" w:ascii="微软雅黑" w:hAnsi="微软雅黑" w:eastAsia="微软雅黑" w:cs="微软雅黑"/>
-                                <w:b/>
-                                <w:bCs/>
-                                <w:sz w:val="24"/>
-                                <w:szCs w:val="24"/>
-                                <w:lang w:val="en-US" w:eastAsia="zh-CN"/>
-                              </w:rPr>
-                              <w:t xml:space="preserve">          </w:t>
-                            </w:r>
-                            <w:r>
-                              <w:rPr>
-                                <w:rFonts w:hint="eastAsia" w:ascii="微软雅黑" w:hAnsi="微软雅黑" w:eastAsia="微软雅黑" w:cs="微软雅黑"/>
-                                <w:b/>
-                                <w:bCs/>
-                                <w:sz w:val="24"/>
-                                <w:szCs w:val="24"/>
-                              </w:rPr>
-                              <w:t>XX 建设有限公司</w:t>
-                            </w:r>
-                            <w:r>
-                              <w:rPr>
-                                <w:rFonts w:hint="eastAsia" w:ascii="微软雅黑" w:hAnsi="微软雅黑" w:eastAsia="微软雅黑" w:cs="微软雅黑"/>
-                                <w:b/>
-                                <w:bCs/>
-                                <w:sz w:val="24"/>
-                                <w:szCs w:val="24"/>
-                                <w:lang w:val="en-US" w:eastAsia="zh-CN"/>
-                              </w:rPr>
-                              <w:t xml:space="preserve">           </w:t>
-                            </w:r>
-                            <w:r>
-                              <w:rPr>
-                                <w:rFonts w:hint="eastAsia" w:ascii="微软雅黑" w:hAnsi="微软雅黑" w:eastAsia="微软雅黑" w:cs="微软雅黑"/>
-                                <w:b/>
-                                <w:bCs/>
-                                <w:sz w:val="24"/>
-                                <w:szCs w:val="24"/>
-                              </w:rPr>
-                              <w:t>施工员</w:t>
+                                <w:sz w:val="28"/>
+                                <w:szCs w:val="28"/>
+                              </w:rPr>
+                              <w:t>获得奖励</w:t>
                             </w:r>
                           </w:p>
                           <w:p>
@@ -1355,6 +1579,7 @@
                                 <w:rFonts w:hint="eastAsia" w:ascii="微软雅黑" w:hAnsi="微软雅黑" w:eastAsia="微软雅黑" w:cs="微软雅黑"/>
                                 <w:sz w:val="24"/>
                                 <w:szCs w:val="24"/>
+                                <w:lang w:val="en-US" w:eastAsia="zh-CN"/>
                               </w:rPr>
                             </w:pPr>
                             <w:r>
@@ -1363,7 +1588,50 @@
                                 <w:sz w:val="24"/>
                                 <w:szCs w:val="24"/>
                               </w:rPr>
-                              <w:t>工作描述</w:t>
+                              <w:t>20</w:t>
+                            </w:r>
+                            <w:r>
+                              <w:rPr>
+                                <w:rFonts w:hint="eastAsia" w:ascii="微软雅黑" w:hAnsi="微软雅黑" w:eastAsia="微软雅黑" w:cs="微软雅黑"/>
+                                <w:sz w:val="24"/>
+                                <w:szCs w:val="24"/>
+                                <w:lang w:val="en-US" w:eastAsia="zh-CN"/>
+                              </w:rPr>
+                              <w:t>xx</w:t>
+                            </w:r>
+                            <w:r>
+                              <w:rPr>
+                                <w:rFonts w:hint="eastAsia" w:ascii="微软雅黑" w:hAnsi="微软雅黑" w:eastAsia="微软雅黑" w:cs="微软雅黑"/>
+                                <w:sz w:val="24"/>
+                                <w:szCs w:val="24"/>
+                              </w:rPr>
+                              <w:t>-20</w:t>
+                            </w:r>
+                            <w:r>
+                              <w:rPr>
+                                <w:rFonts w:hint="eastAsia" w:ascii="微软雅黑" w:hAnsi="微软雅黑" w:eastAsia="微软雅黑" w:cs="微软雅黑"/>
+                                <w:sz w:val="24"/>
+                                <w:szCs w:val="24"/>
+                                <w:lang w:val="en-US" w:eastAsia="zh-CN"/>
+                              </w:rPr>
+                              <w:t>xx</w:t>
+                            </w:r>
+                            <w:r>
+                              <w:rPr>
+                                <w:rFonts w:hint="eastAsia" w:ascii="微软雅黑" w:hAnsi="微软雅黑" w:eastAsia="微软雅黑" w:cs="微软雅黑"/>
+                                <w:sz w:val="24"/>
+                                <w:szCs w:val="24"/>
+                              </w:rPr>
+                              <w:t>年连续2年获得校奖学金一等奖</w:t>
+                            </w:r>
+                            <w:r>
+                              <w:rPr>
+                                <w:rFonts w:hint="eastAsia" w:ascii="微软雅黑" w:hAnsi="微软雅黑" w:eastAsia="微软雅黑" w:cs="微软雅黑"/>
+                                <w:sz w:val="24"/>
+                                <w:szCs w:val="24"/>
+                                <w:lang w:val="en-US" w:eastAsia="zh-CN"/>
+                              </w:rPr>
+                              <w:t>;</w:t>
                             </w:r>
                           </w:p>
                           <w:p>
@@ -1396,7 +1664,7 @@
                                 <w:sz w:val="24"/>
                                 <w:szCs w:val="24"/>
                               </w:rPr>
-                              <w:t>■</w:t>
+                              <w:t>20</w:t>
                             </w:r>
                             <w:r>
                               <w:rPr>
@@ -1405,15 +1673,15 @@
                                 <w:szCs w:val="24"/>
                                 <w:lang w:val="en-US" w:eastAsia="zh-CN"/>
                               </w:rPr>
-                              <w:t xml:space="preserve"> </w:t>
-                            </w:r>
-                            <w:r>
-                              <w:rPr>
-                                <w:rFonts w:hint="eastAsia" w:ascii="微软雅黑" w:hAnsi="微软雅黑" w:eastAsia="微软雅黑" w:cs="微软雅黑"/>
-                                <w:sz w:val="24"/>
-                                <w:szCs w:val="24"/>
-                              </w:rPr>
-                              <w:t>本人负责公司苏州市高新区欣欣地产商品房的项目，本工程规划占面积5万平米</w:t>
+                              <w:t>xx</w:t>
+                            </w:r>
+                            <w:r>
+                              <w:rPr>
+                                <w:rFonts w:hint="eastAsia" w:ascii="微软雅黑" w:hAnsi="微软雅黑" w:eastAsia="微软雅黑" w:cs="微软雅黑"/>
+                                <w:sz w:val="24"/>
+                                <w:szCs w:val="24"/>
+                              </w:rPr>
+                              <w:t>年获"优秀毕业生"称号</w:t>
                             </w:r>
                             <w:r>
                               <w:rPr>
@@ -1446,6 +1714,7 @@
                                 <w:rFonts w:hint="eastAsia" w:ascii="微软雅黑" w:hAnsi="微软雅黑" w:eastAsia="微软雅黑" w:cs="微软雅黑"/>
                                 <w:sz w:val="24"/>
                                 <w:szCs w:val="24"/>
+                                <w:lang w:val="en-US" w:eastAsia="zh-CN"/>
                               </w:rPr>
                             </w:pPr>
                             <w:r>
@@ -1454,7 +1723,7 @@
                                 <w:sz w:val="24"/>
                                 <w:szCs w:val="24"/>
                               </w:rPr>
-                              <w:t>■</w:t>
+                              <w:t>20</w:t>
                             </w:r>
                             <w:r>
                               <w:rPr>
@@ -1463,15 +1732,24 @@
                                 <w:szCs w:val="24"/>
                                 <w:lang w:val="en-US" w:eastAsia="zh-CN"/>
                               </w:rPr>
-                              <w:t xml:space="preserve"> </w:t>
-                            </w:r>
-                            <w:r>
-                              <w:rPr>
-                                <w:rFonts w:hint="eastAsia" w:ascii="微软雅黑" w:hAnsi="微软雅黑" w:eastAsia="微软雅黑" w:cs="微软雅黑"/>
-                                <w:sz w:val="24"/>
-                                <w:szCs w:val="24"/>
-                              </w:rPr>
-                              <w:t>本人负责施工与管理工作。主要从事图纸会审，建筑定位，放线，测量，施工组织，隐蔽工程的验收，以及与相关单位的沟通协调。</w:t>
+                              <w:t>xx</w:t>
+                            </w:r>
+                            <w:r>
+                              <w:rPr>
+                                <w:rFonts w:hint="eastAsia" w:ascii="微软雅黑" w:hAnsi="微软雅黑" w:eastAsia="微软雅黑" w:cs="微软雅黑"/>
+                                <w:sz w:val="24"/>
+                                <w:szCs w:val="24"/>
+                              </w:rPr>
+                              <w:t>年度"三等奖"学金</w:t>
+                            </w:r>
+                            <w:r>
+                              <w:rPr>
+                                <w:rFonts w:hint="eastAsia" w:ascii="微软雅黑" w:hAnsi="微软雅黑" w:eastAsia="微软雅黑" w:cs="微软雅黑"/>
+                                <w:sz w:val="24"/>
+                                <w:szCs w:val="24"/>
+                                <w:lang w:val="en-US" w:eastAsia="zh-CN"/>
+                              </w:rPr>
+                              <w:t>.</w:t>
                             </w:r>
                           </w:p>
                           <w:p>
@@ -1489,7 +1767,31 @@
                               <w:bidi w:val="0"/>
                               <w:adjustRightInd/>
                               <w:snapToGrid w:val="0"/>
-                              <w:spacing w:line="240" w:lineRule="auto"/>
+                              <w:spacing w:line="180" w:lineRule="exact" w:before="0" w:after="0"/>
+                              <w:textAlignment w:val="auto"/>
+                              <w:rPr>
+                                <w:rFonts w:hint="eastAsia" w:ascii="微软雅黑" w:hAnsi="微软雅黑" w:eastAsia="微软雅黑" w:cs="微软雅黑"/>
+                                <w:sz w:val="24"/>
+                                <w:szCs w:val="24"/>
+                              </w:rPr>
+                            </w:pPr>
+                          </w:p>
+                          <w:p>
+                            <w:pPr>
+                              <w:keepNext w:val="0"/>
+                              <w:keepLines w:val="0"/>
+                              <w:pageBreakBefore w:val="0"/>
+                              <w:widowControl w:val="0"/>
+                              <w:kinsoku/>
+                              <w:wordWrap/>
+                              <w:overflowPunct/>
+                              <w:topLinePunct w:val="0"/>
+                              <w:autoSpaceDE/>
+                              <w:autoSpaceDN/>
+                              <w:bidi w:val="0"/>
+                              <w:adjustRightInd/>
+                              <w:snapToGrid w:val="0"/>
+                              <w:spacing w:line="180" w:lineRule="exact" w:before="0" w:after="0"/>
                               <w:textAlignment w:val="auto"/>
                               <w:rPr>
                                 <w:rFonts w:hint="eastAsia" w:ascii="微软雅黑" w:hAnsi="微软雅黑" w:eastAsia="微软雅黑" w:cs="微软雅黑"/>
@@ -1517,10 +1819,22 @@
                               <w:textAlignment w:val="auto"/>
                               <w:rPr>
                                 <w:rFonts w:hint="eastAsia" w:ascii="微软雅黑" w:hAnsi="微软雅黑" w:eastAsia="微软雅黑" w:cs="微软雅黑"/>
-                                <w:sz w:val="24"/>
-                                <w:szCs w:val="24"/>
+                                <w:b/>
+                                <w:bCs/>
+                                <w:sz w:val="28"/>
+                                <w:szCs w:val="28"/>
                               </w:rPr>
                             </w:pPr>
+                            <w:r>
+                              <w:rPr>
+                                <w:rFonts w:hint="eastAsia" w:ascii="微软雅黑" w:hAnsi="微软雅黑" w:eastAsia="微软雅黑" w:cs="微软雅黑"/>
+                                <w:b/>
+                                <w:bCs/>
+                                <w:sz w:val="28"/>
+                                <w:szCs w:val="28"/>
+                              </w:rPr>
+                              <w:t>自我评价</w:t>
+                            </w:r>
                           </w:p>
                           <w:p>
                             <w:pPr>
@@ -1541,21 +1855,17 @@
                               <w:textAlignment w:val="auto"/>
                               <w:rPr>
                                 <w:rFonts w:hint="eastAsia" w:ascii="微软雅黑" w:hAnsi="微软雅黑" w:eastAsia="微软雅黑" w:cs="微软雅黑"/>
-                                <w:b/>
-                                <w:bCs/>
-                                <w:sz w:val="28"/>
-                                <w:szCs w:val="28"/>
+                                <w:sz w:val="24"/>
+                                <w:szCs w:val="24"/>
                               </w:rPr>
                             </w:pPr>
                             <w:r>
                               <w:rPr>
                                 <w:rFonts w:hint="eastAsia" w:ascii="微软雅黑" w:hAnsi="微软雅黑" w:eastAsia="微软雅黑" w:cs="微软雅黑"/>
-                                <w:b/>
-                                <w:bCs/>
-                                <w:sz w:val="28"/>
-                                <w:szCs w:val="28"/>
-                              </w:rPr>
-                              <w:t>获得奖励</w:t>
+                                <w:sz w:val="24"/>
+                                <w:szCs w:val="24"/>
+                              </w:rPr>
+                              <w:t>工作积极认真，细心负责，熟练运用办公自动化软件，善于在工作中提出问题、发现问题、解决问题，有较强的分析能力，勤奋好学，踏实肯干，动手能力强，认真负责，有很强的社会责任感;坚毅不拔，吃苦耐劳，喜欢和勇于迎接新挑战。</w:t>
                             </w:r>
                           </w:p>
                           <w:p>
@@ -1573,201 +1883,7 @@
                               <w:bidi w:val="0"/>
                               <w:adjustRightInd/>
                               <w:snapToGrid w:val="0"/>
-                              <w:spacing w:line="240" w:lineRule="auto"/>
-                              <w:textAlignment w:val="auto"/>
-                              <w:rPr>
-                                <w:rFonts w:hint="eastAsia" w:ascii="微软雅黑" w:hAnsi="微软雅黑" w:eastAsia="微软雅黑" w:cs="微软雅黑"/>
-                                <w:sz w:val="24"/>
-                                <w:szCs w:val="24"/>
-                                <w:lang w:val="en-US" w:eastAsia="zh-CN"/>
-                              </w:rPr>
-                            </w:pPr>
-                            <w:r>
-                              <w:rPr>
-                                <w:rFonts w:hint="eastAsia" w:ascii="微软雅黑" w:hAnsi="微软雅黑" w:eastAsia="微软雅黑" w:cs="微软雅黑"/>
-                                <w:sz w:val="24"/>
-                                <w:szCs w:val="24"/>
-                              </w:rPr>
-                              <w:t>20</w:t>
-                            </w:r>
-                            <w:r>
-                              <w:rPr>
-                                <w:rFonts w:hint="eastAsia" w:ascii="微软雅黑" w:hAnsi="微软雅黑" w:eastAsia="微软雅黑" w:cs="微软雅黑"/>
-                                <w:sz w:val="24"/>
-                                <w:szCs w:val="24"/>
-                                <w:lang w:val="en-US" w:eastAsia="zh-CN"/>
-                              </w:rPr>
-                              <w:t>xx</w:t>
-                            </w:r>
-                            <w:r>
-                              <w:rPr>
-                                <w:rFonts w:hint="eastAsia" w:ascii="微软雅黑" w:hAnsi="微软雅黑" w:eastAsia="微软雅黑" w:cs="微软雅黑"/>
-                                <w:sz w:val="24"/>
-                                <w:szCs w:val="24"/>
-                              </w:rPr>
-                              <w:t>-20</w:t>
-                            </w:r>
-                            <w:r>
-                              <w:rPr>
-                                <w:rFonts w:hint="eastAsia" w:ascii="微软雅黑" w:hAnsi="微软雅黑" w:eastAsia="微软雅黑" w:cs="微软雅黑"/>
-                                <w:sz w:val="24"/>
-                                <w:szCs w:val="24"/>
-                                <w:lang w:val="en-US" w:eastAsia="zh-CN"/>
-                              </w:rPr>
-                              <w:t>xx</w:t>
-                            </w:r>
-                            <w:r>
-                              <w:rPr>
-                                <w:rFonts w:hint="eastAsia" w:ascii="微软雅黑" w:hAnsi="微软雅黑" w:eastAsia="微软雅黑" w:cs="微软雅黑"/>
-                                <w:sz w:val="24"/>
-                                <w:szCs w:val="24"/>
-                              </w:rPr>
-                              <w:t>年连续2年获得校奖学金一等奖</w:t>
-                            </w:r>
-                            <w:r>
-                              <w:rPr>
-                                <w:rFonts w:hint="eastAsia" w:ascii="微软雅黑" w:hAnsi="微软雅黑" w:eastAsia="微软雅黑" w:cs="微软雅黑"/>
-                                <w:sz w:val="24"/>
-                                <w:szCs w:val="24"/>
-                                <w:lang w:val="en-US" w:eastAsia="zh-CN"/>
-                              </w:rPr>
-                              <w:t>;</w:t>
-                            </w:r>
-                          </w:p>
-                          <w:p>
-                            <w:pPr>
-                              <w:keepNext w:val="0"/>
-                              <w:keepLines w:val="0"/>
-                              <w:pageBreakBefore w:val="0"/>
-                              <w:widowControl w:val="0"/>
-                              <w:kinsoku/>
-                              <w:wordWrap/>
-                              <w:overflowPunct/>
-                              <w:topLinePunct w:val="0"/>
-                              <w:autoSpaceDE/>
-                              <w:autoSpaceDN/>
-                              <w:bidi w:val="0"/>
-                              <w:adjustRightInd/>
-                              <w:snapToGrid w:val="0"/>
-                              <w:spacing w:line="240" w:lineRule="auto"/>
-                              <w:textAlignment w:val="auto"/>
-                              <w:rPr>
-                                <w:rFonts w:hint="eastAsia" w:ascii="微软雅黑" w:hAnsi="微软雅黑" w:eastAsia="微软雅黑" w:cs="微软雅黑"/>
-                                <w:sz w:val="24"/>
-                                <w:szCs w:val="24"/>
-                                <w:lang w:val="en-US" w:eastAsia="zh-CN"/>
-                              </w:rPr>
-                            </w:pPr>
-                            <w:r>
-                              <w:rPr>
-                                <w:rFonts w:hint="eastAsia" w:ascii="微软雅黑" w:hAnsi="微软雅黑" w:eastAsia="微软雅黑" w:cs="微软雅黑"/>
-                                <w:sz w:val="24"/>
-                                <w:szCs w:val="24"/>
-                              </w:rPr>
-                              <w:t>20</w:t>
-                            </w:r>
-                            <w:r>
-                              <w:rPr>
-                                <w:rFonts w:hint="eastAsia" w:ascii="微软雅黑" w:hAnsi="微软雅黑" w:eastAsia="微软雅黑" w:cs="微软雅黑"/>
-                                <w:sz w:val="24"/>
-                                <w:szCs w:val="24"/>
-                                <w:lang w:val="en-US" w:eastAsia="zh-CN"/>
-                              </w:rPr>
-                              <w:t>xx</w:t>
-                            </w:r>
-                            <w:r>
-                              <w:rPr>
-                                <w:rFonts w:hint="eastAsia" w:ascii="微软雅黑" w:hAnsi="微软雅黑" w:eastAsia="微软雅黑" w:cs="微软雅黑"/>
-                                <w:sz w:val="24"/>
-                                <w:szCs w:val="24"/>
-                              </w:rPr>
-                              <w:t>年获"优秀毕业生"称号</w:t>
-                            </w:r>
-                            <w:r>
-                              <w:rPr>
-                                <w:rFonts w:hint="eastAsia" w:ascii="微软雅黑" w:hAnsi="微软雅黑" w:eastAsia="微软雅黑" w:cs="微软雅黑"/>
-                                <w:sz w:val="24"/>
-                                <w:szCs w:val="24"/>
-                                <w:lang w:val="en-US" w:eastAsia="zh-CN"/>
-                              </w:rPr>
-                              <w:t>;</w:t>
-                            </w:r>
-                          </w:p>
-                          <w:p>
-                            <w:pPr>
-                              <w:keepNext w:val="0"/>
-                              <w:keepLines w:val="0"/>
-                              <w:pageBreakBefore w:val="0"/>
-                              <w:widowControl w:val="0"/>
-                              <w:kinsoku/>
-                              <w:wordWrap/>
-                              <w:overflowPunct/>
-                              <w:topLinePunct w:val="0"/>
-                              <w:autoSpaceDE/>
-                              <w:autoSpaceDN/>
-                              <w:bidi w:val="0"/>
-                              <w:adjustRightInd/>
-                              <w:snapToGrid w:val="0"/>
-                              <w:spacing w:line="240" w:lineRule="auto"/>
-                              <w:textAlignment w:val="auto"/>
-                              <w:rPr>
-                                <w:rFonts w:hint="eastAsia" w:ascii="微软雅黑" w:hAnsi="微软雅黑" w:eastAsia="微软雅黑" w:cs="微软雅黑"/>
-                                <w:sz w:val="24"/>
-                                <w:szCs w:val="24"/>
-                                <w:lang w:val="en-US" w:eastAsia="zh-CN"/>
-                              </w:rPr>
-                            </w:pPr>
-                            <w:r>
-                              <w:rPr>
-                                <w:rFonts w:hint="eastAsia" w:ascii="微软雅黑" w:hAnsi="微软雅黑" w:eastAsia="微软雅黑" w:cs="微软雅黑"/>
-                                <w:sz w:val="24"/>
-                                <w:szCs w:val="24"/>
-                              </w:rPr>
-                              <w:t>20</w:t>
-                            </w:r>
-                            <w:r>
-                              <w:rPr>
-                                <w:rFonts w:hint="eastAsia" w:ascii="微软雅黑" w:hAnsi="微软雅黑" w:eastAsia="微软雅黑" w:cs="微软雅黑"/>
-                                <w:sz w:val="24"/>
-                                <w:szCs w:val="24"/>
-                                <w:lang w:val="en-US" w:eastAsia="zh-CN"/>
-                              </w:rPr>
-                              <w:t>xx</w:t>
-                            </w:r>
-                            <w:r>
-                              <w:rPr>
-                                <w:rFonts w:hint="eastAsia" w:ascii="微软雅黑" w:hAnsi="微软雅黑" w:eastAsia="微软雅黑" w:cs="微软雅黑"/>
-                                <w:sz w:val="24"/>
-                                <w:szCs w:val="24"/>
-                              </w:rPr>
-                              <w:t>年度"三等奖"学金</w:t>
-                            </w:r>
-                            <w:r>
-                              <w:rPr>
-                                <w:rFonts w:hint="eastAsia" w:ascii="微软雅黑" w:hAnsi="微软雅黑" w:eastAsia="微软雅黑" w:cs="微软雅黑"/>
-                                <w:sz w:val="24"/>
-                                <w:szCs w:val="24"/>
-                                <w:lang w:val="en-US" w:eastAsia="zh-CN"/>
-                              </w:rPr>
-                              <w:t>.</w:t>
-                            </w:r>
-                          </w:p>
-                          <w:p>
-                            <w:pPr>
-                              <w:keepNext w:val="0"/>
-                              <w:keepLines w:val="0"/>
-                              <w:pageBreakBefore w:val="0"/>
-                              <w:widowControl w:val="0"/>
-                              <w:kinsoku/>
-                              <w:wordWrap/>
-                              <w:overflowPunct/>
-                              <w:topLinePunct w:val="0"/>
-                              <w:autoSpaceDE/>
-                              <w:autoSpaceDN/>
-                              <w:bidi w:val="0"/>
-                              <w:adjustRightInd/>
-                              <w:snapToGrid w:val="0"/>
-                              <w:spacing w:line="240" w:lineRule="auto"/>
+                              <w:spacing w:line="180" w:lineRule="exact" w:before="0" w:after="0"/>
                               <w:textAlignment w:val="auto"/>
                               <w:rPr>
                                 <w:rFonts w:hint="eastAsia" w:ascii="微软雅黑" w:hAnsi="微软雅黑" w:eastAsia="微软雅黑" w:cs="微软雅黑"/>
@@ -1791,7 +1907,7 @@
                               <w:bidi w:val="0"/>
                               <w:adjustRightInd/>
                               <w:snapToGrid w:val="0"/>
-                              <w:spacing w:line="240" w:lineRule="auto"/>
+                              <w:spacing w:line="180" w:lineRule="exact" w:before="0" w:after="0"/>
                               <w:textAlignment w:val="auto"/>
                               <w:rPr>
                                 <w:rFonts w:hint="eastAsia" w:ascii="微软雅黑" w:hAnsi="微软雅黑" w:eastAsia="微软雅黑" w:cs="微软雅黑"/>
@@ -1815,123 +1931,7 @@
                               <w:bidi w:val="0"/>
                               <w:adjustRightInd/>
                               <w:snapToGrid w:val="0"/>
-                              <w:spacing w:line="240" w:lineRule="auto"/>
-                              <w:textAlignment w:val="auto"/>
-                              <w:rPr>
-                                <w:rFonts w:hint="eastAsia" w:ascii="微软雅黑" w:hAnsi="微软雅黑" w:eastAsia="微软雅黑" w:cs="微软雅黑"/>
-                                <w:b/>
-                                <w:bCs/>
-                                <w:sz w:val="28"/>
-                                <w:szCs w:val="28"/>
-                              </w:rPr>
-                            </w:pPr>
-                            <w:r>
-                              <w:rPr>
-                                <w:rFonts w:hint="eastAsia" w:ascii="微软雅黑" w:hAnsi="微软雅黑" w:eastAsia="微软雅黑" w:cs="微软雅黑"/>
-                                <w:b/>
-                                <w:bCs/>
-                                <w:sz w:val="28"/>
-                                <w:szCs w:val="28"/>
-                              </w:rPr>
-                              <w:t>自我评价</w:t>
-                            </w:r>
-                          </w:p>
-                          <w:p>
-                            <w:pPr>
-                              <w:keepNext w:val="0"/>
-                              <w:keepLines w:val="0"/>
-                              <w:pageBreakBefore w:val="0"/>
-                              <w:widowControl w:val="0"/>
-                              <w:kinsoku/>
-                              <w:wordWrap/>
-                              <w:overflowPunct/>
-                              <w:topLinePunct w:val="0"/>
-                              <w:autoSpaceDE/>
-                              <w:autoSpaceDN/>
-                              <w:bidi w:val="0"/>
-                              <w:adjustRightInd/>
-                              <w:snapToGrid w:val="0"/>
-                              <w:spacing w:line="240" w:lineRule="auto"/>
-                              <w:textAlignment w:val="auto"/>
-                              <w:rPr>
-                                <w:rFonts w:hint="eastAsia" w:ascii="微软雅黑" w:hAnsi="微软雅黑" w:eastAsia="微软雅黑" w:cs="微软雅黑"/>
-                                <w:sz w:val="24"/>
-                                <w:szCs w:val="24"/>
-                              </w:rPr>
-                            </w:pPr>
-                            <w:r>
-                              <w:rPr>
-                                <w:rFonts w:hint="eastAsia" w:ascii="微软雅黑" w:hAnsi="微软雅黑" w:eastAsia="微软雅黑" w:cs="微软雅黑"/>
-                                <w:sz w:val="24"/>
-                                <w:szCs w:val="24"/>
-                              </w:rPr>
-                              <w:t>工作积极认真，细心负责，熟练运用办公自动化软件，善于在工作中提出问题、发现问题、解决问题，有较强的分析能力，勤奋好学，踏实肯干，动手能力强，认真负责，有很强的社会责任感;坚毅不拔，吃苦耐劳，喜欢和勇于迎接新挑战。</w:t>
-                            </w:r>
-                          </w:p>
-                          <w:p>
-                            <w:pPr>
-                              <w:keepNext w:val="0"/>
-                              <w:keepLines w:val="0"/>
-                              <w:pageBreakBefore w:val="0"/>
-                              <w:widowControl w:val="0"/>
-                              <w:kinsoku/>
-                              <w:wordWrap/>
-                              <w:overflowPunct/>
-                              <w:topLinePunct w:val="0"/>
-                              <w:autoSpaceDE/>
-                              <w:autoSpaceDN/>
-                              <w:bidi w:val="0"/>
-                              <w:adjustRightInd/>
-                              <w:snapToGrid w:val="0"/>
-                              <w:spacing w:line="240" w:lineRule="auto"/>
-                              <w:textAlignment w:val="auto"/>
-                              <w:rPr>
-                                <w:rFonts w:hint="eastAsia" w:ascii="微软雅黑" w:hAnsi="微软雅黑" w:eastAsia="微软雅黑" w:cs="微软雅黑"/>
-                                <w:sz w:val="24"/>
-                                <w:szCs w:val="24"/>
-                              </w:rPr>
-                            </w:pPr>
-                          </w:p>
-                          <w:p>
-                            <w:pPr>
-                              <w:keepNext w:val="0"/>
-                              <w:keepLines w:val="0"/>
-                              <w:pageBreakBefore w:val="0"/>
-                              <w:widowControl w:val="0"/>
-                              <w:kinsoku/>
-                              <w:wordWrap/>
-                              <w:overflowPunct/>
-                              <w:topLinePunct w:val="0"/>
-                              <w:autoSpaceDE/>
-                              <w:autoSpaceDN/>
-                              <w:bidi w:val="0"/>
-                              <w:adjustRightInd/>
-                              <w:snapToGrid w:val="0"/>
-                              <w:spacing w:line="240" w:lineRule="auto"/>
-                              <w:textAlignment w:val="auto"/>
-                              <w:rPr>
-                                <w:rFonts w:hint="eastAsia" w:ascii="微软雅黑" w:hAnsi="微软雅黑" w:eastAsia="微软雅黑" w:cs="微软雅黑"/>
-                                <w:sz w:val="24"/>
-                                <w:szCs w:val="24"/>
-                              </w:rPr>
-                            </w:pPr>
-                          </w:p>
-                          <w:p>
-                            <w:pPr>
-                              <w:keepNext w:val="0"/>
-                              <w:keepLines w:val="0"/>
-                              <w:pageBreakBefore w:val="0"/>
-                              <w:widowControl w:val="0"/>
-                              <w:kinsoku/>
-                              <w:wordWrap/>
-                              <w:overflowPunct/>
-                              <w:topLinePunct w:val="0"/>
-                              <w:autoSpaceDE/>
-                              <w:autoSpaceDN/>
-                              <w:bidi w:val="0"/>
-                              <w:adjustRightInd/>
-                              <w:snapToGrid w:val="0"/>
-                              <w:spacing w:line="240" w:lineRule="auto"/>
+                              <w:spacing w:line="180" w:lineRule="exact" w:before="0" w:after="0"/>
                               <w:textAlignment w:val="auto"/>
                               <w:rPr>
                                 <w:rFonts w:hint="eastAsia" w:ascii="微软雅黑" w:hAnsi="微软雅黑" w:eastAsia="微软雅黑" w:cs="微软雅黑"/>
@@ -2082,7 +2082,7 @@
                           <w:szCs w:val="24"/>
                           <w:lang w:val="en-US" w:eastAsia="zh-CN"/>
                         </w:rPr>
-                        <w:t xml:space="preserve">          </w:t>
+                        <w:t xml:space="preserve">  </w:t>
                       </w:r>
                       <w:r>
                         <w:rPr>
@@ -2103,7 +2103,7 @@
                           <w:szCs w:val="24"/>
                           <w:lang w:val="en-US" w:eastAsia="zh-CN"/>
                         </w:rPr>
-                        <w:t xml:space="preserve">            建筑</w:t>
+                        <w:t xml:space="preserve">  建筑</w:t>
                       </w:r>
                       <w:r>
                         <w:rPr>
@@ -2163,7 +2163,31 @@
                         <w:bidi w:val="0"/>
                         <w:adjustRightInd/>
                         <w:snapToGrid w:val="0"/>
-                        <w:spacing w:line="240" w:lineRule="auto"/>
+                        <w:spacing w:line="180" w:lineRule="exact" w:before="0" w:after="0"/>
+                        <w:textAlignment w:val="auto"/>
+                        <w:rPr>
+                          <w:rFonts w:hint="eastAsia" w:ascii="微软雅黑" w:hAnsi="微软雅黑" w:eastAsia="微软雅黑" w:cs="微软雅黑"/>
+                          <w:sz w:val="24"/>
+                          <w:szCs w:val="24"/>
+                        </w:rPr>
+                      </w:pPr>
+                    </w:p>
+                    <w:p>
+                      <w:pPr>
+                        <w:keepNext w:val="0"/>
+                        <w:keepLines w:val="0"/>
+                        <w:pageBreakBefore w:val="0"/>
+                        <w:widowControl w:val="0"/>
+                        <w:kinsoku/>
+                        <w:wordWrap/>
+                        <w:overflowPunct/>
+                        <w:topLinePunct w:val="0"/>
+                        <w:autoSpaceDE/>
+                        <w:autoSpaceDN/>
+                        <w:bidi w:val="0"/>
+                        <w:adjustRightInd/>
+                        <w:snapToGrid w:val="0"/>
+                        <w:spacing w:line="180" w:lineRule="exact" w:before="0" w:after="0"/>
                         <w:textAlignment w:val="auto"/>
                         <w:rPr>
                           <w:rFonts w:hint="eastAsia" w:ascii="微软雅黑" w:hAnsi="微软雅黑" w:eastAsia="微软雅黑" w:cs="微软雅黑"/>
@@ -2191,6 +2215,291 @@
                         <w:textAlignment w:val="auto"/>
                         <w:rPr>
                           <w:rFonts w:hint="eastAsia" w:ascii="微软雅黑" w:hAnsi="微软雅黑" w:eastAsia="微软雅黑" w:cs="微软雅黑"/>
+                          <w:b/>
+                          <w:bCs/>
+                          <w:sz w:val="28"/>
+                          <w:szCs w:val="28"/>
+                        </w:rPr>
+                      </w:pPr>
+                      <w:r>
+                        <w:rPr>
+                          <w:rFonts w:hint="eastAsia" w:ascii="微软雅黑" w:hAnsi="微软雅黑" w:eastAsia="微软雅黑" w:cs="微软雅黑"/>
+                          <w:b/>
+                          <w:bCs/>
+                          <w:sz w:val="28"/>
+                          <w:szCs w:val="28"/>
+                        </w:rPr>
+                        <w:t>工作经历</w:t>
+                      </w:r>
+                    </w:p>
+                    <w:p>
+                      <w:pPr>
+                        <w:keepNext w:val="0"/>
+                        <w:keepLines w:val="0"/>
+                        <w:pageBreakBefore w:val="0"/>
+                        <w:widowControl w:val="0"/>
+                        <w:kinsoku/>
+                        <w:wordWrap/>
+                        <w:overflowPunct/>
+                        <w:topLinePunct w:val="0"/>
+                        <w:autoSpaceDE/>
+                        <w:autoSpaceDN/>
+                        <w:bidi w:val="0"/>
+                        <w:adjustRightInd/>
+                        <w:snapToGrid w:val="0"/>
+                        <w:spacing w:line="240" w:lineRule="auto"/>
+                        <w:textAlignment w:val="auto"/>
+                        <w:rPr>
+                          <w:rFonts w:hint="eastAsia" w:ascii="微软雅黑" w:hAnsi="微软雅黑" w:eastAsia="微软雅黑" w:cs="微软雅黑"/>
+                          <w:sz w:val="24"/>
+                          <w:szCs w:val="24"/>
+                        </w:rPr>
+                      </w:pPr>
+                      <w:r>
+                        <w:rPr>
+                          <w:rFonts w:hint="eastAsia" w:ascii="微软雅黑" w:hAnsi="微软雅黑" w:eastAsia="微软雅黑" w:cs="微软雅黑"/>
+                          <w:b/>
+                          <w:bCs/>
+                          <w:sz w:val="24"/>
+                          <w:szCs w:val="24"/>
+                        </w:rPr>
+                        <w:t>20</w:t>
+                      </w:r>
+                      <w:r>
+                        <w:rPr>
+                          <w:rFonts w:hint="eastAsia" w:ascii="微软雅黑" w:hAnsi="微软雅黑" w:eastAsia="微软雅黑" w:cs="微软雅黑"/>
+                          <w:b/>
+                          <w:bCs/>
+                          <w:sz w:val="24"/>
+                          <w:szCs w:val="24"/>
+                          <w:lang w:val="en-US" w:eastAsia="zh-CN"/>
+                        </w:rPr>
+                        <w:t>XX</w:t>
+                      </w:r>
+                      <w:r>
+                        <w:rPr>
+                          <w:rFonts w:hint="eastAsia" w:ascii="微软雅黑" w:hAnsi="微软雅黑" w:eastAsia="微软雅黑" w:cs="微软雅黑"/>
+                          <w:b/>
+                          <w:bCs/>
+                          <w:sz w:val="24"/>
+                          <w:szCs w:val="24"/>
+                        </w:rPr>
+                        <w:t>.08-20</w:t>
+                      </w:r>
+                      <w:r>
+                        <w:rPr>
+                          <w:rFonts w:hint="eastAsia" w:ascii="微软雅黑" w:hAnsi="微软雅黑" w:eastAsia="微软雅黑" w:cs="微软雅黑"/>
+                          <w:b/>
+                          <w:bCs/>
+                          <w:sz w:val="24"/>
+                          <w:szCs w:val="24"/>
+                          <w:lang w:val="en-US" w:eastAsia="zh-CN"/>
+                        </w:rPr>
+                        <w:t>XX</w:t>
+                      </w:r>
+                      <w:r>
+                        <w:rPr>
+                          <w:rFonts w:hint="eastAsia" w:ascii="微软雅黑" w:hAnsi="微软雅黑" w:eastAsia="微软雅黑" w:cs="微软雅黑"/>
+                          <w:b/>
+                          <w:bCs/>
+                          <w:sz w:val="24"/>
+                          <w:szCs w:val="24"/>
+                        </w:rPr>
+                        <w:t>.08</w:t>
+                      </w:r>
+                      <w:r>
+                        <w:rPr>
+                          <w:rFonts w:hint="eastAsia" w:ascii="微软雅黑" w:hAnsi="微软雅黑" w:eastAsia="微软雅黑" w:cs="微软雅黑"/>
+                          <w:b/>
+                          <w:bCs/>
+                          <w:sz w:val="24"/>
+                          <w:szCs w:val="24"/>
+                          <w:lang w:val="en-US" w:eastAsia="zh-CN"/>
+                        </w:rPr>
+                        <w:t xml:space="preserve">           </w:t>
+                      </w:r>
+                      <w:r>
+                        <w:rPr>
+                          <w:rFonts w:hint="eastAsia" w:ascii="微软雅黑" w:hAnsi="微软雅黑" w:eastAsia="微软雅黑" w:cs="微软雅黑"/>
+                          <w:b/>
+                          <w:bCs/>
+                          <w:sz w:val="24"/>
+                          <w:szCs w:val="24"/>
+                        </w:rPr>
+                        <w:t>XX</w:t>
+                      </w:r>
+                      <w:r>
+                        <w:rPr>
+                          <w:rFonts w:hint="eastAsia" w:ascii="微软雅黑" w:hAnsi="微软雅黑" w:eastAsia="微软雅黑" w:cs="微软雅黑"/>
+                          <w:b/>
+                          <w:bCs/>
+                          <w:sz w:val="24"/>
+                          <w:szCs w:val="24"/>
+                          <w:lang w:val="en-US" w:eastAsia="zh-CN"/>
+                        </w:rPr>
+                        <w:t>有限公司               施工员</w:t>
+                      </w:r>
+                      <w:r>
+                        <w:rPr>
+                          <w:rFonts w:hint="eastAsia" w:ascii="微软雅黑" w:hAnsi="微软雅黑" w:eastAsia="微软雅黑" w:cs="微软雅黑"/>
+                          <w:sz w:val="24"/>
+                          <w:szCs w:val="24"/>
+                        </w:rPr>
+                        <w:t>工作描述∶</w:t>
+                      </w:r>
+                    </w:p>
+                    <w:p>
+                      <w:pPr>
+                        <w:keepNext w:val="0"/>
+                        <w:keepLines w:val="0"/>
+                        <w:pageBreakBefore w:val="0"/>
+                        <w:widowControl w:val="0"/>
+                        <w:kinsoku/>
+                        <w:wordWrap/>
+                        <w:overflowPunct/>
+                        <w:topLinePunct w:val="0"/>
+                        <w:autoSpaceDE/>
+                        <w:autoSpaceDN/>
+                        <w:bidi w:val="0"/>
+                        <w:adjustRightInd/>
+                        <w:snapToGrid w:val="0"/>
+                        <w:spacing w:line="240" w:lineRule="auto"/>
+                        <w:textAlignment w:val="auto"/>
+                        <w:rPr>
+                          <w:rFonts w:hint="eastAsia" w:ascii="微软雅黑" w:hAnsi="微软雅黑" w:eastAsia="微软雅黑" w:cs="微软雅黑"/>
+                          <w:sz w:val="24"/>
+                          <w:szCs w:val="24"/>
+                          <w:lang w:eastAsia="zh-CN"/>
+                        </w:rPr>
+                      </w:pPr>
+                      <w:r>
+                        <w:rPr>
+                          <w:rFonts w:hint="eastAsia" w:ascii="微软雅黑" w:hAnsi="微软雅黑" w:eastAsia="微软雅黑" w:cs="微软雅黑"/>
+                          <w:sz w:val="24"/>
+                          <w:szCs w:val="24"/>
+                        </w:rPr>
+                        <w:t>■</w:t>
+                      </w:r>
+                      <w:r>
+                        <w:rPr>
+                          <w:rFonts w:hint="eastAsia" w:ascii="微软雅黑" w:hAnsi="微软雅黑" w:eastAsia="微软雅黑" w:cs="微软雅黑"/>
+                          <w:sz w:val="24"/>
+                          <w:szCs w:val="24"/>
+                          <w:lang w:val="en-US" w:eastAsia="zh-CN"/>
+                        </w:rPr>
+                        <w:t xml:space="preserve"> </w:t>
+                      </w:r>
+                      <w:r>
+                        <w:rPr>
+                          <w:rFonts w:hint="eastAsia" w:ascii="微软雅黑" w:hAnsi="微软雅黑" w:eastAsia="微软雅黑" w:cs="微软雅黑"/>
+                          <w:sz w:val="24"/>
+                          <w:szCs w:val="24"/>
+                        </w:rPr>
+                        <w:t>主要负责的工作是打平水，混凝土工程，钢筋工程，土方开挖</w:t>
+                      </w:r>
+                      <w:r>
+                        <w:rPr>
+                          <w:rFonts w:hint="eastAsia" w:ascii="微软雅黑" w:hAnsi="微软雅黑" w:eastAsia="微软雅黑" w:cs="微软雅黑"/>
+                          <w:sz w:val="24"/>
+                          <w:szCs w:val="24"/>
+                          <w:lang w:eastAsia="zh-CN"/>
+                        </w:rPr>
+                        <w:t>；</w:t>
+                      </w:r>
+                    </w:p>
+                    <w:p>
+                      <w:pPr>
+                        <w:keepNext w:val="0"/>
+                        <w:keepLines w:val="0"/>
+                        <w:pageBreakBefore w:val="0"/>
+                        <w:widowControl w:val="0"/>
+                        <w:kinsoku/>
+                        <w:wordWrap/>
+                        <w:overflowPunct/>
+                        <w:topLinePunct w:val="0"/>
+                        <w:autoSpaceDE/>
+                        <w:autoSpaceDN/>
+                        <w:bidi w:val="0"/>
+                        <w:adjustRightInd/>
+                        <w:snapToGrid w:val="0"/>
+                        <w:spacing w:line="240" w:lineRule="auto"/>
+                        <w:textAlignment w:val="auto"/>
+                        <w:rPr>
+                          <w:rFonts w:hint="eastAsia" w:ascii="微软雅黑" w:hAnsi="微软雅黑" w:eastAsia="微软雅黑" w:cs="微软雅黑"/>
+                          <w:sz w:val="24"/>
+                          <w:szCs w:val="24"/>
+                          <w:lang w:eastAsia="zh-CN"/>
+                        </w:rPr>
+                      </w:pPr>
+                      <w:r>
+                        <w:rPr>
+                          <w:rFonts w:hint="eastAsia" w:ascii="微软雅黑" w:hAnsi="微软雅黑" w:eastAsia="微软雅黑" w:cs="微软雅黑"/>
+                          <w:sz w:val="24"/>
+                          <w:szCs w:val="24"/>
+                        </w:rPr>
+                        <w:t>■ 在这间公司工作，很多时候是要独立完成工作，例如∶混凝土工程</w:t>
+                      </w:r>
+                      <w:r>
+                        <w:rPr>
+                          <w:rFonts w:hint="eastAsia" w:ascii="微软雅黑" w:hAnsi="微软雅黑" w:eastAsia="微软雅黑" w:cs="微软雅黑"/>
+                          <w:sz w:val="24"/>
+                          <w:szCs w:val="24"/>
+                          <w:lang w:eastAsia="zh-CN"/>
+                        </w:rPr>
+                        <w:t>；</w:t>
+                      </w:r>
+                    </w:p>
+                    <w:p>
+                      <w:pPr>
+                        <w:keepNext w:val="0"/>
+                        <w:keepLines w:val="0"/>
+                        <w:pageBreakBefore w:val="0"/>
+                        <w:widowControl w:val="0"/>
+                        <w:kinsoku/>
+                        <w:wordWrap/>
+                        <w:overflowPunct/>
+                        <w:topLinePunct w:val="0"/>
+                        <w:autoSpaceDE/>
+                        <w:autoSpaceDN/>
+                        <w:bidi w:val="0"/>
+                        <w:adjustRightInd/>
+                        <w:snapToGrid w:val="0"/>
+                        <w:spacing w:line="240" w:lineRule="auto"/>
+                        <w:textAlignment w:val="auto"/>
+                        <w:rPr>
+                          <w:rFonts w:hint="eastAsia" w:ascii="微软雅黑" w:hAnsi="微软雅黑" w:eastAsia="微软雅黑" w:cs="微软雅黑"/>
+                          <w:sz w:val="24"/>
+                          <w:szCs w:val="24"/>
+                        </w:rPr>
+                      </w:pPr>
+                      <w:r>
+                        <w:rPr>
+                          <w:rFonts w:hint="eastAsia" w:ascii="微软雅黑" w:hAnsi="微软雅黑" w:eastAsia="微软雅黑" w:cs="微软雅黑"/>
+                          <w:sz w:val="24"/>
+                          <w:szCs w:val="24"/>
+                        </w:rPr>
+                        <w:t>■ 在这期间，因为独立工作，让我得到了迅速成长。</w:t>
+                      </w:r>
+                    </w:p>
+                    <w:p>
+                      <w:pPr>
+                        <w:keepNext w:val="0"/>
+                        <w:keepLines w:val="0"/>
+                        <w:pageBreakBefore w:val="0"/>
+                        <w:widowControl w:val="0"/>
+                        <w:kinsoku/>
+                        <w:wordWrap/>
+                        <w:overflowPunct/>
+                        <w:topLinePunct w:val="0"/>
+                        <w:autoSpaceDE/>
+                        <w:autoSpaceDN/>
+                        <w:bidi w:val="0"/>
+                        <w:adjustRightInd/>
+                        <w:snapToGrid w:val="0"/>
+                        <w:spacing w:line="180" w:lineRule="exact" w:before="0" w:after="0"/>
+                        <w:textAlignment w:val="auto"/>
+                        <w:rPr>
+                          <w:rFonts w:hint="eastAsia" w:ascii="微软雅黑" w:hAnsi="微软雅黑" w:eastAsia="微软雅黑" w:cs="微软雅黑"/>
                           <w:sz w:val="24"/>
                           <w:szCs w:val="24"/>
                         </w:rPr>
@@ -2217,8 +2526,8 @@
                           <w:rFonts w:hint="eastAsia" w:ascii="微软雅黑" w:hAnsi="微软雅黑" w:eastAsia="微软雅黑" w:cs="微软雅黑"/>
                           <w:b/>
                           <w:bCs/>
-                          <w:sz w:val="28"/>
-                          <w:szCs w:val="28"/>
+                          <w:sz w:val="24"/>
+                          <w:szCs w:val="24"/>
                         </w:rPr>
                       </w:pPr>
                       <w:r>
@@ -2226,10 +2535,94 @@
                           <w:rFonts w:hint="eastAsia" w:ascii="微软雅黑" w:hAnsi="微软雅黑" w:eastAsia="微软雅黑" w:cs="微软雅黑"/>
                           <w:b/>
                           <w:bCs/>
-                          <w:sz w:val="28"/>
-                          <w:szCs w:val="28"/>
-                        </w:rPr>
-                        <w:t>工作经历</w:t>
+                          <w:sz w:val="24"/>
+                          <w:szCs w:val="24"/>
+                        </w:rPr>
+                        <w:t>20</w:t>
+                      </w:r>
+                      <w:r>
+                        <w:rPr>
+                          <w:rFonts w:hint="eastAsia" w:ascii="微软雅黑" w:hAnsi="微软雅黑" w:eastAsia="微软雅黑" w:cs="微软雅黑"/>
+                          <w:b/>
+                          <w:bCs/>
+                          <w:sz w:val="24"/>
+                          <w:szCs w:val="24"/>
+                          <w:lang w:val="en-US" w:eastAsia="zh-CN"/>
+                        </w:rPr>
+                        <w:t>XX</w:t>
+                      </w:r>
+                      <w:r>
+                        <w:rPr>
+                          <w:rFonts w:hint="eastAsia" w:ascii="微软雅黑" w:hAnsi="微软雅黑" w:eastAsia="微软雅黑" w:cs="微软雅黑"/>
+                          <w:b/>
+                          <w:bCs/>
+                          <w:sz w:val="24"/>
+                          <w:szCs w:val="24"/>
+                        </w:rPr>
+                        <w:t>.11-20</w:t>
+                      </w:r>
+                      <w:r>
+                        <w:rPr>
+                          <w:rFonts w:hint="eastAsia" w:ascii="微软雅黑" w:hAnsi="微软雅黑" w:eastAsia="微软雅黑" w:cs="微软雅黑"/>
+                          <w:b/>
+                          <w:bCs/>
+                          <w:sz w:val="24"/>
+                          <w:szCs w:val="24"/>
+                          <w:lang w:val="en-US" w:eastAsia="zh-CN"/>
+                        </w:rPr>
+                        <w:t>XX</w:t>
+                      </w:r>
+                      <w:r>
+                        <w:rPr>
+                          <w:rFonts w:hint="eastAsia" w:ascii="微软雅黑" w:hAnsi="微软雅黑" w:eastAsia="微软雅黑" w:cs="微软雅黑"/>
+                          <w:b/>
+                          <w:bCs/>
+                          <w:sz w:val="24"/>
+                          <w:szCs w:val="24"/>
+                        </w:rPr>
+                        <w:t xml:space="preserve">.04 </w:t>
+                      </w:r>
+                      <w:r>
+                        <w:rPr>
+                          <w:rFonts w:hint="eastAsia" w:ascii="微软雅黑" w:hAnsi="微软雅黑" w:eastAsia="微软雅黑" w:cs="微软雅黑"/>
+                          <w:b/>
+                          <w:bCs/>
+                          <w:sz w:val="24"/>
+                          <w:szCs w:val="24"/>
+                          <w:lang w:val="en-US" w:eastAsia="zh-CN"/>
+                        </w:rPr>
+                        <w:t xml:space="preserve">          </w:t>
+                      </w:r>
+                      <w:r>
+                        <w:rPr>
+                          <w:rFonts w:hint="eastAsia" w:ascii="微软雅黑" w:hAnsi="微软雅黑" w:eastAsia="微软雅黑" w:cs="微软雅黑"/>
+                          <w:b/>
+                          <w:bCs/>
+                          <w:sz w:val="24"/>
+                          <w:szCs w:val="24"/>
+                        </w:rPr>
+                        <w:t>XX 建设有限公司</w:t>
+                      </w:r>
+                      <w:r>
+                        <w:rPr>
+                          <w:rFonts w:hint="eastAsia" w:ascii="微软雅黑" w:hAnsi="微软雅黑" w:eastAsia="微软雅黑" w:cs="微软雅黑"/>
+                          <w:b/>
+                          <w:bCs/>
+                          <w:sz w:val="24"/>
+                          <w:szCs w:val="24"/>
+                          <w:lang w:val="en-US" w:eastAsia="zh-CN"/>
+                        </w:rPr>
+                        <w:t xml:space="preserve">           </w:t>
+                      </w:r>
+                      <w:r>
+                        <w:rPr>
+                          <w:rFonts w:hint="eastAsia" w:ascii="微软雅黑" w:hAnsi="微软雅黑" w:eastAsia="微软雅黑" w:cs="微软雅黑"/>
+                          <w:b/>
+                          <w:bCs/>
+                          <w:sz w:val="24"/>
+                          <w:szCs w:val="24"/>
+                        </w:rPr>
+                        <w:t>施工员</w:t>
                       </w:r>
                     </w:p>
                     <w:p>
@@ -2258,94 +2651,10 @@
                       <w:r>
                         <w:rPr>
                           <w:rFonts w:hint="eastAsia" w:ascii="微软雅黑" w:hAnsi="微软雅黑" w:eastAsia="微软雅黑" w:cs="微软雅黑"/>
-                          <w:b/>
-                          <w:bCs/>
-                          <w:sz w:val="24"/>
-                          <w:szCs w:val="24"/>
-                        </w:rPr>
-                        <w:t>20</w:t>
-                      </w:r>
-                      <w:r>
-                        <w:rPr>
-                          <w:rFonts w:hint="eastAsia" w:ascii="微软雅黑" w:hAnsi="微软雅黑" w:eastAsia="微软雅黑" w:cs="微软雅黑"/>
-                          <w:b/>
-                          <w:bCs/>
-                          <w:sz w:val="24"/>
-                          <w:szCs w:val="24"/>
-                          <w:lang w:val="en-US" w:eastAsia="zh-CN"/>
-                        </w:rPr>
-                        <w:t>XX</w:t>
-                      </w:r>
-                      <w:r>
-                        <w:rPr>
-                          <w:rFonts w:hint="eastAsia" w:ascii="微软雅黑" w:hAnsi="微软雅黑" w:eastAsia="微软雅黑" w:cs="微软雅黑"/>
-                          <w:b/>
-                          <w:bCs/>
-                          <w:sz w:val="24"/>
-                          <w:szCs w:val="24"/>
-                        </w:rPr>
-                        <w:t>.08-20</w:t>
-                      </w:r>
-                      <w:r>
-                        <w:rPr>
-                          <w:rFonts w:hint="eastAsia" w:ascii="微软雅黑" w:hAnsi="微软雅黑" w:eastAsia="微软雅黑" w:cs="微软雅黑"/>
-                          <w:b/>
-                          <w:bCs/>
-                          <w:sz w:val="24"/>
-                          <w:szCs w:val="24"/>
-                          <w:lang w:val="en-US" w:eastAsia="zh-CN"/>
-                        </w:rPr>
-                        <w:t>XX</w:t>
-                      </w:r>
-                      <w:r>
-                        <w:rPr>
-                          <w:rFonts w:hint="eastAsia" w:ascii="微软雅黑" w:hAnsi="微软雅黑" w:eastAsia="微软雅黑" w:cs="微软雅黑"/>
-                          <w:b/>
-                          <w:bCs/>
-                          <w:sz w:val="24"/>
-                          <w:szCs w:val="24"/>
-                        </w:rPr>
-                        <w:t>.08</w:t>
-                      </w:r>
-                      <w:r>
-                        <w:rPr>
-                          <w:rFonts w:hint="eastAsia" w:ascii="微软雅黑" w:hAnsi="微软雅黑" w:eastAsia="微软雅黑" w:cs="微软雅黑"/>
-                          <w:b/>
-                          <w:bCs/>
-                          <w:sz w:val="24"/>
-                          <w:szCs w:val="24"/>
-                          <w:lang w:val="en-US" w:eastAsia="zh-CN"/>
-                        </w:rPr>
-                        <w:t xml:space="preserve">           </w:t>
-                      </w:r>
-                      <w:r>
-                        <w:rPr>
-                          <w:rFonts w:hint="eastAsia" w:ascii="微软雅黑" w:hAnsi="微软雅黑" w:eastAsia="微软雅黑" w:cs="微软雅黑"/>
-                          <w:b/>
-                          <w:bCs/>
-                          <w:sz w:val="24"/>
-                          <w:szCs w:val="24"/>
-                        </w:rPr>
-                        <w:t>XX</w:t>
-                      </w:r>
-                      <w:r>
-                        <w:rPr>
-                          <w:rFonts w:hint="eastAsia" w:ascii="微软雅黑" w:hAnsi="微软雅黑" w:eastAsia="微软雅黑" w:cs="微软雅黑"/>
-                          <w:b/>
-                          <w:bCs/>
-                          <w:sz w:val="24"/>
-                          <w:szCs w:val="24"/>
-                          <w:lang w:val="en-US" w:eastAsia="zh-CN"/>
-                        </w:rPr>
-                        <w:t>有限公司               施工员</w:t>
-                      </w:r>
-                      <w:r>
-                        <w:rPr>
-                          <w:rFonts w:hint="eastAsia" w:ascii="微软雅黑" w:hAnsi="微软雅黑" w:eastAsia="微软雅黑" w:cs="微软雅黑"/>
-                          <w:sz w:val="24"/>
-                          <w:szCs w:val="24"/>
-                        </w:rPr>
-                        <w:t>工作描述∶</w:t>
+                          <w:sz w:val="24"/>
+                          <w:szCs w:val="24"/>
+                        </w:rPr>
+                        <w:t>工作描述</w:t>
                       </w:r>
                     </w:p>
                     <w:p>
@@ -2369,7 +2678,7 @@
                           <w:rFonts w:hint="eastAsia" w:ascii="微软雅黑" w:hAnsi="微软雅黑" w:eastAsia="微软雅黑" w:cs="微软雅黑"/>
                           <w:sz w:val="24"/>
                           <w:szCs w:val="24"/>
-                          <w:lang w:eastAsia="zh-CN"/>
+                          <w:lang w:val="en-US" w:eastAsia="zh-CN"/>
                         </w:rPr>
                       </w:pPr>
                       <w:r>
@@ -2395,16 +2704,16 @@
                           <w:sz w:val="24"/>
                           <w:szCs w:val="24"/>
                         </w:rPr>
-                        <w:t>主要负责的工作是打平水，混凝土工程，钢筋工程，土方开挖</w:t>
-                      </w:r>
-                      <w:r>
-                        <w:rPr>
-                          <w:rFonts w:hint="eastAsia" w:ascii="微软雅黑" w:hAnsi="微软雅黑" w:eastAsia="微软雅黑" w:cs="微软雅黑"/>
-                          <w:sz w:val="24"/>
-                          <w:szCs w:val="24"/>
-                          <w:lang w:eastAsia="zh-CN"/>
-                        </w:rPr>
-                        <w:t>；</w:t>
+                        <w:t>本人负责公司苏州市高新区欣欣地产商品房的项目，本工程规划占面积5万平米</w:t>
+                      </w:r>
+                      <w:r>
+                        <w:rPr>
+                          <w:rFonts w:hint="eastAsia" w:ascii="微软雅黑" w:hAnsi="微软雅黑" w:eastAsia="微软雅黑" w:cs="微软雅黑"/>
+                          <w:sz w:val="24"/>
+                          <w:szCs w:val="24"/>
+                          <w:lang w:val="en-US" w:eastAsia="zh-CN"/>
+                        </w:rPr>
+                        <w:t>;</w:t>
                       </w:r>
                     </w:p>
                     <w:p>
@@ -2428,7 +2737,6 @@
                           <w:rFonts w:hint="eastAsia" w:ascii="微软雅黑" w:hAnsi="微软雅黑" w:eastAsia="微软雅黑" w:cs="微软雅黑"/>
                           <w:sz w:val="24"/>
                           <w:szCs w:val="24"/>
-                          <w:lang w:eastAsia="zh-CN"/>
                         </w:rPr>
                       </w:pPr>
                       <w:r>
@@ -2437,16 +2745,24 @@
                           <w:sz w:val="24"/>
                           <w:szCs w:val="24"/>
                         </w:rPr>
-                        <w:t>■ 在这间公司工作，很多时候是要独立完成工作，例如∶混凝土工程</w:t>
-                      </w:r>
-                      <w:r>
-                        <w:rPr>
-                          <w:rFonts w:hint="eastAsia" w:ascii="微软雅黑" w:hAnsi="微软雅黑" w:eastAsia="微软雅黑" w:cs="微软雅黑"/>
-                          <w:sz w:val="24"/>
-                          <w:szCs w:val="24"/>
-                          <w:lang w:eastAsia="zh-CN"/>
-                        </w:rPr>
-                        <w:t>；</w:t>
+                        <w:t>■</w:t>
+                      </w:r>
+                      <w:r>
+                        <w:rPr>
+                          <w:rFonts w:hint="eastAsia" w:ascii="微软雅黑" w:hAnsi="微软雅黑" w:eastAsia="微软雅黑" w:cs="微软雅黑"/>
+                          <w:sz w:val="24"/>
+                          <w:szCs w:val="24"/>
+                          <w:lang w:val="en-US" w:eastAsia="zh-CN"/>
+                        </w:rPr>
+                        <w:t xml:space="preserve"> </w:t>
+                      </w:r>
+                      <w:r>
+                        <w:rPr>
+                          <w:rFonts w:hint="eastAsia" w:ascii="微软雅黑" w:hAnsi="微软雅黑" w:eastAsia="微软雅黑" w:cs="微软雅黑"/>
+                          <w:sz w:val="24"/>
+                          <w:szCs w:val="24"/>
+                        </w:rPr>
+                        <w:t>本人负责施工与管理工作。主要从事图纸会审，建筑定位，放线，测量，施工组织，隐蔽工程的验收，以及与相关单位的沟通协调。</w:t>
                       </w:r>
                     </w:p>
                     <w:p>
@@ -2464,7 +2780,7 @@
                         <w:bidi w:val="0"/>
                         <w:adjustRightInd/>
                         <w:snapToGrid w:val="0"/>
-                        <w:spacing w:line="240" w:lineRule="auto"/>
+                        <w:spacing w:line="180" w:lineRule="exact" w:before="0" w:after="0"/>
                         <w:textAlignment w:val="auto"/>
                         <w:rPr>
                           <w:rFonts w:hint="eastAsia" w:ascii="微软雅黑" w:hAnsi="微软雅黑" w:eastAsia="微软雅黑" w:cs="微软雅黑"/>
@@ -2472,14 +2788,6 @@
                           <w:szCs w:val="24"/>
                         </w:rPr>
                       </w:pPr>
-                      <w:r>
-                        <w:rPr>
-                          <w:rFonts w:hint="eastAsia" w:ascii="微软雅黑" w:hAnsi="微软雅黑" w:eastAsia="微软雅黑" w:cs="微软雅黑"/>
-                          <w:sz w:val="24"/>
-                          <w:szCs w:val="24"/>
-                        </w:rPr>
-                        <w:t>■ 在这期间，因为独立工作，让我得到了迅速成长。</w:t>
-                      </w:r>
                     </w:p>
                     <w:p>
                       <w:pPr>
@@ -2496,7 +2804,7 @@
                         <w:bidi w:val="0"/>
                         <w:adjustRightInd/>
                         <w:snapToGrid w:val="0"/>
-                        <w:spacing w:line="240" w:lineRule="auto"/>
+                        <w:spacing w:line="180" w:lineRule="exact" w:before="0" w:after="0"/>
                         <w:textAlignment w:val="auto"/>
                         <w:rPr>
                           <w:rFonts w:hint="eastAsia" w:ascii="微软雅黑" w:hAnsi="微软雅黑" w:eastAsia="微软雅黑" w:cs="微软雅黑"/>
@@ -2526,8 +2834,8 @@
                           <w:rFonts w:hint="eastAsia" w:ascii="微软雅黑" w:hAnsi="微软雅黑" w:eastAsia="微软雅黑" w:cs="微软雅黑"/>
                           <w:b/>
                           <w:bCs/>
-                          <w:sz w:val="24"/>
-                          <w:szCs w:val="24"/>
+                          <w:sz w:val="28"/>
+                          <w:szCs w:val="28"/>
                         </w:rPr>
                       </w:pPr>
                       <w:r>
@@ -2535,94 +2843,10 @@
                           <w:rFonts w:hint="eastAsia" w:ascii="微软雅黑" w:hAnsi="微软雅黑" w:eastAsia="微软雅黑" w:cs="微软雅黑"/>
                           <w:b/>
                           <w:bCs/>
-                          <w:sz w:val="24"/>
-                          <w:szCs w:val="24"/>
-                        </w:rPr>
-                        <w:t>20</w:t>
-                      </w:r>
-                      <w:r>
-                        <w:rPr>
-                          <w:rFonts w:hint="eastAsia" w:ascii="微软雅黑" w:hAnsi="微软雅黑" w:eastAsia="微软雅黑" w:cs="微软雅黑"/>
-                          <w:b/>
-                          <w:bCs/>
-                          <w:sz w:val="24"/>
-                          <w:szCs w:val="24"/>
-                          <w:lang w:val="en-US" w:eastAsia="zh-CN"/>
-                        </w:rPr>
-                        <w:t>XX</w:t>
-                      </w:r>
-                      <w:r>
-                        <w:rPr>
-                          <w:rFonts w:hint="eastAsia" w:ascii="微软雅黑" w:hAnsi="微软雅黑" w:eastAsia="微软雅黑" w:cs="微软雅黑"/>
-                          <w:b/>
-                          <w:bCs/>
-                          <w:sz w:val="24"/>
-                          <w:szCs w:val="24"/>
-                        </w:rPr>
-                        <w:t>.11-20</w:t>
-                      </w:r>
-                      <w:r>
-                        <w:rPr>
-                          <w:rFonts w:hint="eastAsia" w:ascii="微软雅黑" w:hAnsi="微软雅黑" w:eastAsia="微软雅黑" w:cs="微软雅黑"/>
-                          <w:b/>
-                          <w:bCs/>
-                          <w:sz w:val="24"/>
-                          <w:szCs w:val="24"/>
-                          <w:lang w:val="en-US" w:eastAsia="zh-CN"/>
-                        </w:rPr>
-                        <w:t>XX</w:t>
-                      </w:r>
-                      <w:r>
-                        <w:rPr>
-                          <w:rFonts w:hint="eastAsia" w:ascii="微软雅黑" w:hAnsi="微软雅黑" w:eastAsia="微软雅黑" w:cs="微软雅黑"/>
-                          <w:b/>
-                          <w:bCs/>
-                          <w:sz w:val="24"/>
-                          <w:szCs w:val="24"/>
-                        </w:rPr>
-                        <w:t xml:space="preserve">.04 </w:t>
-                      </w:r>
-                      <w:r>
-                        <w:rPr>
-                          <w:rFonts w:hint="eastAsia" w:ascii="微软雅黑" w:hAnsi="微软雅黑" w:eastAsia="微软雅黑" w:cs="微软雅黑"/>
-                          <w:b/>
-                          <w:bCs/>
-                          <w:sz w:val="24"/>
-                          <w:szCs w:val="24"/>
-                          <w:lang w:val="en-US" w:eastAsia="zh-CN"/>
-                        </w:rPr>
-                        <w:t xml:space="preserve">          </w:t>
-                      </w:r>
-                      <w:r>
-                        <w:rPr>
-                          <w:rFonts w:hint="eastAsia" w:ascii="微软雅黑" w:hAnsi="微软雅黑" w:eastAsia="微软雅黑" w:cs="微软雅黑"/>
-                          <w:b/>
-                          <w:bCs/>
-                          <w:sz w:val="24"/>
-                          <w:szCs w:val="24"/>
-                        </w:rPr>
-                        <w:t>XX 建设有限公司</w:t>
-                      </w:r>
-                      <w:r>
-                        <w:rPr>
-                          <w:rFonts w:hint="eastAsia" w:ascii="微软雅黑" w:hAnsi="微软雅黑" w:eastAsia="微软雅黑" w:cs="微软雅黑"/>
-                          <w:b/>
-                          <w:bCs/>
-                          <w:sz w:val="24"/>
-                          <w:szCs w:val="24"/>
-                          <w:lang w:val="en-US" w:eastAsia="zh-CN"/>
-                        </w:rPr>
-                        <w:t xml:space="preserve">           </w:t>
-                      </w:r>
-                      <w:r>
-                        <w:rPr>
-                          <w:rFonts w:hint="eastAsia" w:ascii="微软雅黑" w:hAnsi="微软雅黑" w:eastAsia="微软雅黑" w:cs="微软雅黑"/>
-                          <w:b/>
-                          <w:bCs/>
-                          <w:sz w:val="24"/>
-                          <w:szCs w:val="24"/>
-                        </w:rPr>
-                        <w:t>施工员</w:t>
+                          <w:sz w:val="28"/>
+                          <w:szCs w:val="28"/>
+                        </w:rPr>
+                        <w:t>获得奖励</w:t>
                       </w:r>
                     </w:p>
                     <w:p>
@@ -2646,6 +2870,7 @@
                           <w:rFonts w:hint="eastAsia" w:ascii="微软雅黑" w:hAnsi="微软雅黑" w:eastAsia="微软雅黑" w:cs="微软雅黑"/>
                           <w:sz w:val="24"/>
                           <w:szCs w:val="24"/>
+                          <w:lang w:val="en-US" w:eastAsia="zh-CN"/>
                         </w:rPr>
                       </w:pPr>
                       <w:r>
@@ -2654,7 +2879,50 @@
                           <w:sz w:val="24"/>
                           <w:szCs w:val="24"/>
                         </w:rPr>
-                        <w:t>工作描述</w:t>
+                        <w:t>20</w:t>
+                      </w:r>
+                      <w:r>
+                        <w:rPr>
+                          <w:rFonts w:hint="eastAsia" w:ascii="微软雅黑" w:hAnsi="微软雅黑" w:eastAsia="微软雅黑" w:cs="微软雅黑"/>
+                          <w:sz w:val="24"/>
+                          <w:szCs w:val="24"/>
+                          <w:lang w:val="en-US" w:eastAsia="zh-CN"/>
+                        </w:rPr>
+                        <w:t>xx</w:t>
+                      </w:r>
+                      <w:r>
+                        <w:rPr>
+                          <w:rFonts w:hint="eastAsia" w:ascii="微软雅黑" w:hAnsi="微软雅黑" w:eastAsia="微软雅黑" w:cs="微软雅黑"/>
+                          <w:sz w:val="24"/>
+                          <w:szCs w:val="24"/>
+                        </w:rPr>
+                        <w:t>-20</w:t>
+                      </w:r>
+                      <w:r>
+                        <w:rPr>
+                          <w:rFonts w:hint="eastAsia" w:ascii="微软雅黑" w:hAnsi="微软雅黑" w:eastAsia="微软雅黑" w:cs="微软雅黑"/>
+                          <w:sz w:val="24"/>
+                          <w:szCs w:val="24"/>
+                          <w:lang w:val="en-US" w:eastAsia="zh-CN"/>
+                        </w:rPr>
+                        <w:t>xx</w:t>
+                      </w:r>
+                      <w:r>
+                        <w:rPr>
+                          <w:rFonts w:hint="eastAsia" w:ascii="微软雅黑" w:hAnsi="微软雅黑" w:eastAsia="微软雅黑" w:cs="微软雅黑"/>
+                          <w:sz w:val="24"/>
+                          <w:szCs w:val="24"/>
+                        </w:rPr>
+                        <w:t>年连续2年获得校奖学金一等奖</w:t>
+                      </w:r>
+                      <w:r>
+                        <w:rPr>
+                          <w:rFonts w:hint="eastAsia" w:ascii="微软雅黑" w:hAnsi="微软雅黑" w:eastAsia="微软雅黑" w:cs="微软雅黑"/>
+                          <w:sz w:val="24"/>
+                          <w:szCs w:val="24"/>
+                          <w:lang w:val="en-US" w:eastAsia="zh-CN"/>
+                        </w:rPr>
+                        <w:t>;</w:t>
                       </w:r>
                     </w:p>
                     <w:p>
@@ -2687,7 +2955,7 @@
                           <w:sz w:val="24"/>
                           <w:szCs w:val="24"/>
                         </w:rPr>
-                        <w:t>■</w:t>
+                        <w:t>20</w:t>
                       </w:r>
                       <w:r>
                         <w:rPr>
@@ -2696,15 +2964,15 @@
                           <w:szCs w:val="24"/>
                           <w:lang w:val="en-US" w:eastAsia="zh-CN"/>
                         </w:rPr>
-                        <w:t xml:space="preserve"> </w:t>
-                      </w:r>
-                      <w:r>
-                        <w:rPr>
-                          <w:rFonts w:hint="eastAsia" w:ascii="微软雅黑" w:hAnsi="微软雅黑" w:eastAsia="微软雅黑" w:cs="微软雅黑"/>
-                          <w:sz w:val="24"/>
-                          <w:szCs w:val="24"/>
-                        </w:rPr>
-                        <w:t>本人负责公司苏州市高新区欣欣地产商品房的项目，本工程规划占面积5万平米</w:t>
+                        <w:t>xx</w:t>
+                      </w:r>
+                      <w:r>
+                        <w:rPr>
+                          <w:rFonts w:hint="eastAsia" w:ascii="微软雅黑" w:hAnsi="微软雅黑" w:eastAsia="微软雅黑" w:cs="微软雅黑"/>
+                          <w:sz w:val="24"/>
+                          <w:szCs w:val="24"/>
+                        </w:rPr>
+                        <w:t>年获"优秀毕业生"称号</w:t>
                       </w:r>
                       <w:r>
                         <w:rPr>
@@ -2737,6 +3005,7 @@
                           <w:rFonts w:hint="eastAsia" w:ascii="微软雅黑" w:hAnsi="微软雅黑" w:eastAsia="微软雅黑" w:cs="微软雅黑"/>
                           <w:sz w:val="24"/>
                           <w:szCs w:val="24"/>
+                          <w:lang w:val="en-US" w:eastAsia="zh-CN"/>
                         </w:rPr>
                       </w:pPr>
                       <w:r>
@@ -2745,7 +3014,7 @@
                           <w:sz w:val="24"/>
                           <w:szCs w:val="24"/>
                         </w:rPr>
-                        <w:t>■</w:t>
+                        <w:t>20</w:t>
                       </w:r>
                       <w:r>
                         <w:rPr>
@@ -2754,15 +3023,24 @@
                           <w:szCs w:val="24"/>
                           <w:lang w:val="en-US" w:eastAsia="zh-CN"/>
                         </w:rPr>
-                        <w:t xml:space="preserve"> </w:t>
-                      </w:r>
-                      <w:r>
-                        <w:rPr>
-                          <w:rFonts w:hint="eastAsia" w:ascii="微软雅黑" w:hAnsi="微软雅黑" w:eastAsia="微软雅黑" w:cs="微软雅黑"/>
-                          <w:sz w:val="24"/>
-                          <w:szCs w:val="24"/>
-                        </w:rPr>
-                        <w:t>本人负责施工与管理工作。主要从事图纸会审，建筑定位，放线，测量，施工组织，隐蔽工程的验收，以及与相关单位的沟通协调。</w:t>
+                        <w:t>xx</w:t>
+                      </w:r>
+                      <w:r>
+                        <w:rPr>
+                          <w:rFonts w:hint="eastAsia" w:ascii="微软雅黑" w:hAnsi="微软雅黑" w:eastAsia="微软雅黑" w:cs="微软雅黑"/>
+                          <w:sz w:val="24"/>
+                          <w:szCs w:val="24"/>
+                        </w:rPr>
+                        <w:t>年度"三等奖"学金</w:t>
+                      </w:r>
+                      <w:r>
+                        <w:rPr>
+                          <w:rFonts w:hint="eastAsia" w:ascii="微软雅黑" w:hAnsi="微软雅黑" w:eastAsia="微软雅黑" w:cs="微软雅黑"/>
+                          <w:sz w:val="24"/>
+                          <w:szCs w:val="24"/>
+                          <w:lang w:val="en-US" w:eastAsia="zh-CN"/>
+                        </w:rPr>
+                        <w:t>.</w:t>
                       </w:r>
                     </w:p>
                     <w:p>
@@ -2780,7 +3058,31 @@
                         <w:bidi w:val="0"/>
                         <w:adjustRightInd/>
                         <w:snapToGrid w:val="0"/>
-                        <w:spacing w:line="240" w:lineRule="auto"/>
+                        <w:spacing w:line="180" w:lineRule="exact" w:before="0" w:after="0"/>
+                        <w:textAlignment w:val="auto"/>
+                        <w:rPr>
+                          <w:rFonts w:hint="eastAsia" w:ascii="微软雅黑" w:hAnsi="微软雅黑" w:eastAsia="微软雅黑" w:cs="微软雅黑"/>
+                          <w:sz w:val="24"/>
+                          <w:szCs w:val="24"/>
+                        </w:rPr>
+                      </w:pPr>
+                    </w:p>
+                    <w:p>
+                      <w:pPr>
+                        <w:keepNext w:val="0"/>
+                        <w:keepLines w:val="0"/>
+                        <w:pageBreakBefore w:val="0"/>
+                        <w:widowControl w:val="0"/>
+                        <w:kinsoku/>
+                        <w:wordWrap/>
+                        <w:overflowPunct/>
+                        <w:topLinePunct w:val="0"/>
+                        <w:autoSpaceDE/>
+                        <w:autoSpaceDN/>
+                        <w:bidi w:val="0"/>
+                        <w:adjustRightInd/>
+                        <w:snapToGrid w:val="0"/>
+                        <w:spacing w:line="180" w:lineRule="exact" w:before="0" w:after="0"/>
                         <w:textAlignment w:val="auto"/>
                         <w:rPr>
                           <w:rFonts w:hint="eastAsia" w:ascii="微软雅黑" w:hAnsi="微软雅黑" w:eastAsia="微软雅黑" w:cs="微软雅黑"/>
@@ -2808,10 +3110,22 @@
                         <w:textAlignment w:val="auto"/>
                         <w:rPr>
                           <w:rFonts w:hint="eastAsia" w:ascii="微软雅黑" w:hAnsi="微软雅黑" w:eastAsia="微软雅黑" w:cs="微软雅黑"/>
-                          <w:sz w:val="24"/>
-                          <w:szCs w:val="24"/>
+                          <w:b/>
+                          <w:bCs/>
+                          <w:sz w:val="28"/>
+                          <w:szCs w:val="28"/>
                         </w:rPr>
                       </w:pPr>
+                      <w:r>
+                        <w:rPr>
+                          <w:rFonts w:hint="eastAsia" w:ascii="微软雅黑" w:hAnsi="微软雅黑" w:eastAsia="微软雅黑" w:cs="微软雅黑"/>
+                          <w:b/>
+                          <w:bCs/>
+                          <w:sz w:val="28"/>
+                          <w:szCs w:val="28"/>
+                        </w:rPr>
+                        <w:t>自我评价</w:t>
+                      </w:r>
                     </w:p>
                     <w:p>
                       <w:pPr>
@@ -2832,21 +3146,17 @@
                         <w:textAlignment w:val="auto"/>
                         <w:rPr>
                           <w:rFonts w:hint="eastAsia" w:ascii="微软雅黑" w:hAnsi="微软雅黑" w:eastAsia="微软雅黑" w:cs="微软雅黑"/>
-                          <w:b/>
-                          <w:bCs/>
-                          <w:sz w:val="28"/>
-                          <w:szCs w:val="28"/>
+                          <w:sz w:val="24"/>
+                          <w:szCs w:val="24"/>
                         </w:rPr>
                       </w:pPr>
                       <w:r>
                         <w:rPr>
                           <w:rFonts w:hint="eastAsia" w:ascii="微软雅黑" w:hAnsi="微软雅黑" w:eastAsia="微软雅黑" w:cs="微软雅黑"/>
-                          <w:b/>
-                          <w:bCs/>
-                          <w:sz w:val="28"/>
-                          <w:szCs w:val="28"/>
-                        </w:rPr>
-                        <w:t>获得奖励</w:t>
+                          <w:sz w:val="24"/>
+                          <w:szCs w:val="24"/>
+                        </w:rPr>
+                        <w:t>工作积极认真，细心负责，熟练运用办公自动化软件，善于在工作中提出问题、发现问题、解决问题，有较强的分析能力，勤奋好学，踏实肯干，动手能力强，认真负责，有很强的社会责任感;坚毅不拔，吃苦耐劳，喜欢和勇于迎接新挑战。</w:t>
                       </w:r>
                     </w:p>
                     <w:p>
@@ -2864,201 +3174,7 @@
                         <w:bidi w:val="0"/>
                         <w:adjustRightInd/>
                         <w:snapToGrid w:val="0"/>
-                        <w:spacing w:line="240" w:lineRule="auto"/>
-                        <w:textAlignment w:val="auto"/>
-                        <w:rPr>
-                          <w:rFonts w:hint="eastAsia" w:ascii="微软雅黑" w:hAnsi="微软雅黑" w:eastAsia="微软雅黑" w:cs="微软雅黑"/>
-                          <w:sz w:val="24"/>
-                          <w:szCs w:val="24"/>
-                          <w:lang w:val="en-US" w:eastAsia="zh-CN"/>
-                        </w:rPr>
-                      </w:pPr>
-                      <w:r>
-                        <w:rPr>
-                          <w:rFonts w:hint="eastAsia" w:ascii="微软雅黑" w:hAnsi="微软雅黑" w:eastAsia="微软雅黑" w:cs="微软雅黑"/>
-                          <w:sz w:val="24"/>
-                          <w:szCs w:val="24"/>
-                        </w:rPr>
-                        <w:t>20</w:t>
-                      </w:r>
-                      <w:r>
-                        <w:rPr>
-                          <w:rFonts w:hint="eastAsia" w:ascii="微软雅黑" w:hAnsi="微软雅黑" w:eastAsia="微软雅黑" w:cs="微软雅黑"/>
-                          <w:sz w:val="24"/>
-                          <w:szCs w:val="24"/>
-                          <w:lang w:val="en-US" w:eastAsia="zh-CN"/>
-                        </w:rPr>
-                        <w:t>xx</w:t>
-                      </w:r>
-                      <w:r>
-                        <w:rPr>
-                          <w:rFonts w:hint="eastAsia" w:ascii="微软雅黑" w:hAnsi="微软雅黑" w:eastAsia="微软雅黑" w:cs="微软雅黑"/>
-                          <w:sz w:val="24"/>
-                          <w:szCs w:val="24"/>
-                        </w:rPr>
-                        <w:t>-20</w:t>
-                      </w:r>
-                      <w:r>
-                        <w:rPr>
-                          <w:rFonts w:hint="eastAsia" w:ascii="微软雅黑" w:hAnsi="微软雅黑" w:eastAsia="微软雅黑" w:cs="微软雅黑"/>
-                          <w:sz w:val="24"/>
-                          <w:szCs w:val="24"/>
-                          <w:lang w:val="en-US" w:eastAsia="zh-CN"/>
-                        </w:rPr>
-                        <w:t>xx</w:t>
-                      </w:r>
-                      <w:r>
-                        <w:rPr>
-                          <w:rFonts w:hint="eastAsia" w:ascii="微软雅黑" w:hAnsi="微软雅黑" w:eastAsia="微软雅黑" w:cs="微软雅黑"/>
-                          <w:sz w:val="24"/>
-                          <w:szCs w:val="24"/>
-                        </w:rPr>
-                        <w:t>年连续2年获得校奖学金一等奖</w:t>
-                      </w:r>
-                      <w:r>
-                        <w:rPr>
-                          <w:rFonts w:hint="eastAsia" w:ascii="微软雅黑" w:hAnsi="微软雅黑" w:eastAsia="微软雅黑" w:cs="微软雅黑"/>
-                          <w:sz w:val="24"/>
-                          <w:szCs w:val="24"/>
-                          <w:lang w:val="en-US" w:eastAsia="zh-CN"/>
-                        </w:rPr>
-                        <w:t>;</w:t>
-                      </w:r>
-                    </w:p>
-                    <w:p>
-                      <w:pPr>
-                        <w:keepNext w:val="0"/>
-                        <w:keepLines w:val="0"/>
-                        <w:pageBreakBefore w:val="0"/>
-                        <w:widowControl w:val="0"/>
-                        <w:kinsoku/>
-                        <w:wordWrap/>
-                        <w:overflowPunct/>
-                        <w:topLinePunct w:val="0"/>
-                        <w:autoSpaceDE/>
-                        <w:autoSpaceDN/>
-                        <w:bidi w:val="0"/>
-                        <w:adjustRightInd/>
-                        <w:snapToGrid w:val="0"/>
-                        <w:spacing w:line="240" w:lineRule="auto"/>
-                        <w:textAlignment w:val="auto"/>
-                        <w:rPr>
-                          <w:rFonts w:hint="eastAsia" w:ascii="微软雅黑" w:hAnsi="微软雅黑" w:eastAsia="微软雅黑" w:cs="微软雅黑"/>
-                          <w:sz w:val="24"/>
-                          <w:szCs w:val="24"/>
-                          <w:lang w:val="en-US" w:eastAsia="zh-CN"/>
-                        </w:rPr>
-                      </w:pPr>
-                      <w:r>
-                        <w:rPr>
-                          <w:rFonts w:hint="eastAsia" w:ascii="微软雅黑" w:hAnsi="微软雅黑" w:eastAsia="微软雅黑" w:cs="微软雅黑"/>
-                          <w:sz w:val="24"/>
-                          <w:szCs w:val="24"/>
-                        </w:rPr>
-                        <w:t>20</w:t>
-                      </w:r>
-                      <w:r>
-                        <w:rPr>
-                          <w:rFonts w:hint="eastAsia" w:ascii="微软雅黑" w:hAnsi="微软雅黑" w:eastAsia="微软雅黑" w:cs="微软雅黑"/>
-                          <w:sz w:val="24"/>
-                          <w:szCs w:val="24"/>
-                          <w:lang w:val="en-US" w:eastAsia="zh-CN"/>
-                        </w:rPr>
-                        <w:t>xx</w:t>
-                      </w:r>
-                      <w:r>
-                        <w:rPr>
-                          <w:rFonts w:hint="eastAsia" w:ascii="微软雅黑" w:hAnsi="微软雅黑" w:eastAsia="微软雅黑" w:cs="微软雅黑"/>
-                          <w:sz w:val="24"/>
-                          <w:szCs w:val="24"/>
-                        </w:rPr>
-                        <w:t>年获"优秀毕业生"称号</w:t>
-                      </w:r>
-                      <w:r>
-                        <w:rPr>
-                          <w:rFonts w:hint="eastAsia" w:ascii="微软雅黑" w:hAnsi="微软雅黑" w:eastAsia="微软雅黑" w:cs="微软雅黑"/>
-                          <w:sz w:val="24"/>
-                          <w:szCs w:val="24"/>
-                          <w:lang w:val="en-US" w:eastAsia="zh-CN"/>
-                        </w:rPr>
-                        <w:t>;</w:t>
-                      </w:r>
-                    </w:p>
-                    <w:p>
-                      <w:pPr>
-                        <w:keepNext w:val="0"/>
-                        <w:keepLines w:val="0"/>
-                        <w:pageBreakBefore w:val="0"/>
-                        <w:widowControl w:val="0"/>
-                        <w:kinsoku/>
-                        <w:wordWrap/>
-                        <w:overflowPunct/>
-                        <w:topLinePunct w:val="0"/>
-                        <w:autoSpaceDE/>
-                        <w:autoSpaceDN/>
-                        <w:bidi w:val="0"/>
-                        <w:adjustRightInd/>
-                        <w:snapToGrid w:val="0"/>
-                        <w:spacing w:line="240" w:lineRule="auto"/>
-                        <w:textAlignment w:val="auto"/>
-                        <w:rPr>
-                          <w:rFonts w:hint="eastAsia" w:ascii="微软雅黑" w:hAnsi="微软雅黑" w:eastAsia="微软雅黑" w:cs="微软雅黑"/>
-                          <w:sz w:val="24"/>
-                          <w:szCs w:val="24"/>
-                          <w:lang w:val="en-US" w:eastAsia="zh-CN"/>
-                        </w:rPr>
-                      </w:pPr>
-                      <w:r>
-                        <w:rPr>
-                          <w:rFonts w:hint="eastAsia" w:ascii="微软雅黑" w:hAnsi="微软雅黑" w:eastAsia="微软雅黑" w:cs="微软雅黑"/>
-                          <w:sz w:val="24"/>
-                          <w:szCs w:val="24"/>
-                        </w:rPr>
-                        <w:t>20</w:t>
-                      </w:r>
-                      <w:r>
-                        <w:rPr>
-                          <w:rFonts w:hint="eastAsia" w:ascii="微软雅黑" w:hAnsi="微软雅黑" w:eastAsia="微软雅黑" w:cs="微软雅黑"/>
-                          <w:sz w:val="24"/>
-                          <w:szCs w:val="24"/>
-                          <w:lang w:val="en-US" w:eastAsia="zh-CN"/>
-                        </w:rPr>
-                        <w:t>xx</w:t>
-                      </w:r>
-                      <w:r>
-                        <w:rPr>
-                          <w:rFonts w:hint="eastAsia" w:ascii="微软雅黑" w:hAnsi="微软雅黑" w:eastAsia="微软雅黑" w:cs="微软雅黑"/>
-                          <w:sz w:val="24"/>
-                          <w:szCs w:val="24"/>
-                        </w:rPr>
-                        <w:t>年度"三等奖"学金</w:t>
-                      </w:r>
-                      <w:r>
-                        <w:rPr>
-                          <w:rFonts w:hint="eastAsia" w:ascii="微软雅黑" w:hAnsi="微软雅黑" w:eastAsia="微软雅黑" w:cs="微软雅黑"/>
-                          <w:sz w:val="24"/>
-                          <w:szCs w:val="24"/>
-                          <w:lang w:val="en-US" w:eastAsia="zh-CN"/>
-                        </w:rPr>
-                        <w:t>.</w:t>
-                      </w:r>
-                    </w:p>
-                    <w:p>
-                      <w:pPr>
-                        <w:keepNext w:val="0"/>
-                        <w:keepLines w:val="0"/>
-                        <w:pageBreakBefore w:val="0"/>
-                        <w:widowControl w:val="0"/>
-                        <w:kinsoku/>
-                        <w:wordWrap/>
-                        <w:overflowPunct/>
-                        <w:topLinePunct w:val="0"/>
-                        <w:autoSpaceDE/>
-                        <w:autoSpaceDN/>
-                        <w:bidi w:val="0"/>
-                        <w:adjustRightInd/>
-                        <w:snapToGrid w:val="0"/>
-                        <w:spacing w:line="240" w:lineRule="auto"/>
+                        <w:spacing w:line="180" w:lineRule="exact" w:before="0" w:after="0"/>
                         <w:textAlignment w:val="auto"/>
                         <w:rPr>
                           <w:rFonts w:hint="eastAsia" w:ascii="微软雅黑" w:hAnsi="微软雅黑" w:eastAsia="微软雅黑" w:cs="微软雅黑"/>
@@ -3082,7 +3198,7 @@
                         <w:bidi w:val="0"/>
                         <w:adjustRightInd/>
                         <w:snapToGrid w:val="0"/>
-                        <w:spacing w:line="240" w:lineRule="auto"/>
+                        <w:spacing w:line="180" w:lineRule="exact" w:before="0" w:after="0"/>
                         <w:textAlignment w:val="auto"/>
                         <w:rPr>
                           <w:rFonts w:hint="eastAsia" w:ascii="微软雅黑" w:hAnsi="微软雅黑" w:eastAsia="微软雅黑" w:cs="微软雅黑"/>
@@ -3106,123 +3222,7 @@
                         <w:bidi w:val="0"/>
                         <w:adjustRightInd/>
                         <w:snapToGrid w:val="0"/>
-                        <w:spacing w:line="240" w:lineRule="auto"/>
-                        <w:textAlignment w:val="auto"/>
-                        <w:rPr>
-                          <w:rFonts w:hint="eastAsia" w:ascii="微软雅黑" w:hAnsi="微软雅黑" w:eastAsia="微软雅黑" w:cs="微软雅黑"/>
-                          <w:b/>
-                          <w:bCs/>
-                          <w:sz w:val="28"/>
-                          <w:szCs w:val="28"/>
-                        </w:rPr>
-                      </w:pPr>
-                      <w:r>
-                        <w:rPr>
-                          <w:rFonts w:hint="eastAsia" w:ascii="微软雅黑" w:hAnsi="微软雅黑" w:eastAsia="微软雅黑" w:cs="微软雅黑"/>
-                          <w:b/>
-                          <w:bCs/>
-                          <w:sz w:val="28"/>
-                          <w:szCs w:val="28"/>
-                        </w:rPr>
-                        <w:t>自我评价</w:t>
-                      </w:r>
-                    </w:p>
-                    <w:p>
-                      <w:pPr>
-                        <w:keepNext w:val="0"/>
-                        <w:keepLines w:val="0"/>
-                        <w:pageBreakBefore w:val="0"/>
-                        <w:widowControl w:val="0"/>
-                        <w:kinsoku/>
-                        <w:wordWrap/>
-                        <w:overflowPunct/>
-                        <w:topLinePunct w:val="0"/>
-                        <w:autoSpaceDE/>
-                        <w:autoSpaceDN/>
-                        <w:bidi w:val="0"/>
-                        <w:adjustRightInd/>
-                        <w:snapToGrid w:val="0"/>
-                        <w:spacing w:line="240" w:lineRule="auto"/>
-                        <w:textAlignment w:val="auto"/>
-                        <w:rPr>
-                          <w:rFonts w:hint="eastAsia" w:ascii="微软雅黑" w:hAnsi="微软雅黑" w:eastAsia="微软雅黑" w:cs="微软雅黑"/>
-                          <w:sz w:val="24"/>
-                          <w:szCs w:val="24"/>
-                        </w:rPr>
-                      </w:pPr>
-                      <w:r>
-                        <w:rPr>
-                          <w:rFonts w:hint="eastAsia" w:ascii="微软雅黑" w:hAnsi="微软雅黑" w:eastAsia="微软雅黑" w:cs="微软雅黑"/>
-                          <w:sz w:val="24"/>
-                          <w:szCs w:val="24"/>
-                        </w:rPr>
-                        <w:t>工作积极认真，细心负责，熟练运用办公自动化软件，善于在工作中提出问题、发现问题、解决问题，有较强的分析能力，勤奋好学，踏实肯干，动手能力强，认真负责，有很强的社会责任感;坚毅不拔，吃苦耐劳，喜欢和勇于迎接新挑战。</w:t>
-                      </w:r>
-                    </w:p>
-                    <w:p>
-                      <w:pPr>
-                        <w:keepNext w:val="0"/>
-                        <w:keepLines w:val="0"/>
-                        <w:pageBreakBefore w:val="0"/>
-                        <w:widowControl w:val="0"/>
-                        <w:kinsoku/>
-                        <w:wordWrap/>
-                        <w:overflowPunct/>
-                        <w:topLinePunct w:val="0"/>
-                        <w:autoSpaceDE/>
-                        <w:autoSpaceDN/>
-                        <w:bidi w:val="0"/>
-                        <w:adjustRightInd/>
-                        <w:snapToGrid w:val="0"/>
-                        <w:spacing w:line="240" w:lineRule="auto"/>
-                        <w:textAlignment w:val="auto"/>
-                        <w:rPr>
-                          <w:rFonts w:hint="eastAsia" w:ascii="微软雅黑" w:hAnsi="微软雅黑" w:eastAsia="微软雅黑" w:cs="微软雅黑"/>
-                          <w:sz w:val="24"/>
-                          <w:szCs w:val="24"/>
-                        </w:rPr>
-                      </w:pPr>
-                    </w:p>
-                    <w:p>
-                      <w:pPr>
-                        <w:keepNext w:val="0"/>
-                        <w:keepLines w:val="0"/>
-                        <w:pageBreakBefore w:val="0"/>
-                        <w:widowControl w:val="0"/>
-                        <w:kinsoku/>
-                        <w:wordWrap/>
-                        <w:overflowPunct/>
-                        <w:topLinePunct w:val="0"/>
-                        <w:autoSpaceDE/>
-                        <w:autoSpaceDN/>
-                        <w:bidi w:val="0"/>
-                        <w:adjustRightInd/>
-                        <w:snapToGrid w:val="0"/>
-                        <w:spacing w:line="240" w:lineRule="auto"/>
-                        <w:textAlignment w:val="auto"/>
-                        <w:rPr>
-                          <w:rFonts w:hint="eastAsia" w:ascii="微软雅黑" w:hAnsi="微软雅黑" w:eastAsia="微软雅黑" w:cs="微软雅黑"/>
-                          <w:sz w:val="24"/>
-                          <w:szCs w:val="24"/>
-                        </w:rPr>
-                      </w:pPr>
-                    </w:p>
-                    <w:p>
-                      <w:pPr>
-                        <w:keepNext w:val="0"/>
-                        <w:keepLines w:val="0"/>
-                        <w:pageBreakBefore w:val="0"/>
-                        <w:widowControl w:val="0"/>
-                        <w:kinsoku/>
-                        <w:wordWrap/>
-                        <w:overflowPunct/>
-                        <w:topLinePunct w:val="0"/>
-                        <w:autoSpaceDE/>
-                        <w:autoSpaceDN/>
-                        <w:bidi w:val="0"/>
-                        <w:adjustRightInd/>
-                        <w:snapToGrid w:val="0"/>
-                        <w:spacing w:line="240" w:lineRule="auto"/>
+                        <w:spacing w:line="180" w:lineRule="exact" w:before="0" w:after="0"/>
                         <w:textAlignment w:val="auto"/>
                         <w:rPr>
                           <w:rFonts w:hint="eastAsia" w:ascii="微软雅黑" w:hAnsi="微软雅黑" w:eastAsia="微软雅黑" w:cs="微软雅黑"/>
@@ -3250,8 +3250,8 @@
                 <wp:positionH relativeFrom="column">
                   <wp:posOffset>2178685</wp:posOffset>
                 </wp:positionH>
-                <wp:positionV relativeFrom="paragraph">
-                  <wp:posOffset>644525</wp:posOffset>
+                <wp:positionV relativeFrom="page">
+                  <wp:posOffset>1574800</wp:posOffset>
                 </wp:positionV>
                 <wp:extent cx="3876040" cy="1905"/>
                 <wp:effectExtent l="0" t="0" r="0" b="0"/>
